--- a/research/FTC_MPC_BLPC_2026_Weak_Accept_Revision_Working_Draft.docx
+++ b/research/FTC_MPC_BLPC_2026_Weak_Accept_Revision_Working_Draft.docx
@@ -1,6 +1,6 @@
 
 <file path=word/document.xml><?xml version="1.0" encoding="utf-8"?>
-<w:document xmlns:wpc="http://schemas.microsoft.com/office/word/2010/wordprocessingCanvas" xmlns:cx="http://schemas.microsoft.com/office/drawing/2014/chartex" xmlns:cx1="http://schemas.microsoft.com/office/drawing/2015/9/8/chartex" xmlns:cx2="http://schemas.microsoft.com/office/drawing/2015/10/21/chartex" xmlns:cx3="http://schemas.microsoft.com/office/drawing/2016/5/9/chartex" xmlns:cx4="http://schemas.microsoft.com/office/drawing/2016/5/10/chartex" xmlns:cx5="http://schemas.microsoft.com/office/drawing/2016/5/11/chartex" xmlns:cx6="http://schemas.microsoft.com/office/drawing/2016/5/12/chartex" xmlns:cx7="http://schemas.microsoft.com/office/drawing/2016/5/13/chartex" xmlns:cx8="http://schemas.microsoft.com/office/drawing/2016/5/14/chartex" xmlns:mc="http://schemas.openxmlformats.org/markup-compatibility/2006" xmlns:aink="http://schemas.microsoft.com/office/drawing/2016/ink" xmlns:am3d="http://schemas.microsoft.com/office/drawing/2017/model3d" xmlns:o="urn:schemas-microsoft-com:office:office" xmlns:oel="http://schemas.microsoft.com/office/2019/extlst" xmlns:r="http://schemas.openxmlformats.org/officeDocument/2006/relationships" xmlns:m="http://schemas.openxmlformats.org/officeDocument/2006/math" xmlns:v="urn:schemas-microsoft-com:vml" xmlns:wp14="http://schemas.microsoft.com/office/word/2010/wordprocessingDrawing" xmlns:wp="http://schemas.openxmlformats.org/drawingml/2006/wordprocessingDrawing" xmlns:w10="urn:schemas-microsoft-com:office:word" xmlns:w="http://schemas.openxmlformats.org/wordprocessingml/2006/main" xmlns:w14="http://schemas.microsoft.com/office/word/2010/wordml" xmlns:w15="http://schemas.microsoft.com/office/word/2012/wordml" xmlns:w16cei="http://schemas.microsoft.com/office/word/2026/wordml/cei" xmlns:w16cex="http://schemas.microsoft.com/office/word/2018/wordml/cex" xmlns:w16cid="http://schemas.microsoft.com/office/word/2016/wordml/cid" xmlns:w16="http://schemas.microsoft.com/office/word/2018/wordml" xmlns:w16du="http://schemas.microsoft.com/office/word/2023/wordml/word16du" xmlns:w16sdtdh="http://schemas.microsoft.com/office/word/2020/wordml/sdtdatahash" xmlns:w16sdtfl="http://schemas.microsoft.com/office/word/2024/wordml/sdtformatlock" xmlns:w16se="http://schemas.microsoft.com/office/word/2015/wordml/symex" xmlns:wpg="http://schemas.microsoft.com/office/word/2010/wordprocessingGroup" xmlns:wpi="http://schemas.microsoft.com/office/word/2010/wordprocessingInk" xmlns:wne="http://schemas.microsoft.com/office/word/2006/wordml" xmlns:wps="http://schemas.microsoft.com/office/word/2010/wordprocessingShape" mc:Ignorable="w14 w15 w16se w16cid w16 w16cex w16sdtdh w16sdtfl w16du wp14">
+<w:document xmlns:wpc="http://schemas.microsoft.com/office/word/2010/wordprocessingCanvas" xmlns:cx="http://schemas.microsoft.com/office/drawing/2014/chartex" xmlns:cx1="http://schemas.microsoft.com/office/drawing/2015/9/8/chartex" xmlns:cx2="http://schemas.microsoft.com/office/drawing/2015/10/21/chartex" xmlns:cx3="http://schemas.microsoft.com/office/drawing/2016/5/9/chartex" xmlns:cx4="http://schemas.microsoft.com/office/drawing/2016/5/10/chartex" xmlns:cx5="http://schemas.microsoft.com/office/drawing/2016/5/11/chartex" xmlns:cx6="http://schemas.microsoft.com/office/drawing/2016/5/12/chartex" xmlns:cx7="http://schemas.microsoft.com/office/drawing/2016/5/13/chartex" xmlns:cx8="http://schemas.microsoft.com/office/drawing/2016/5/14/chartex" xmlns:mc="http://schemas.openxmlformats.org/markup-compatibility/2006" xmlns:aink="http://schemas.microsoft.com/office/drawing/2016/ink" xmlns:am3d="http://schemas.microsoft.com/office/drawing/2017/model3d" xmlns:o="urn:schemas-microsoft-com:office:office" xmlns:oel="http://schemas.microsoft.com/office/2019/extlst" xmlns:r="http://schemas.openxmlformats.org/officeDocument/2006/relationships" xmlns:m="http://schemas.openxmlformats.org/officeDocument/2006/math" xmlns:v="urn:schemas-microsoft-com:vml" xmlns:wp14="http://schemas.microsoft.com/office/word/2010/wordprocessingDrawing" xmlns:wp="http://schemas.openxmlformats.org/drawingml/2006/wordprocessingDrawing" xmlns:w10="urn:schemas-microsoft-com:office:word" xmlns:w="http://schemas.openxmlformats.org/wordprocessingml/2006/main" xmlns:w14="http://schemas.microsoft.com/office/word/2010/wordml" xmlns:w15="http://schemas.microsoft.com/office/word/2012/wordml" xmlns:w16cex="http://schemas.microsoft.com/office/word/2018/wordml/cex" xmlns:w16cid="http://schemas.microsoft.com/office/word/2016/wordml/cid" xmlns:w16="http://schemas.microsoft.com/office/word/2018/wordml" xmlns:w16du="http://schemas.microsoft.com/office/word/2023/wordml/word16du" xmlns:w16sdtdh="http://schemas.microsoft.com/office/word/2020/wordml/sdtdatahash" xmlns:w16sdtfl="http://schemas.microsoft.com/office/word/2024/wordml/sdtformatlock" xmlns:w16se="http://schemas.microsoft.com/office/word/2015/wordml/symex" xmlns:wpg="http://schemas.microsoft.com/office/word/2010/wordprocessingGroup" xmlns:wpi="http://schemas.microsoft.com/office/word/2010/wordprocessingInk" xmlns:wne="http://schemas.microsoft.com/office/word/2006/wordml" xmlns:wps="http://schemas.microsoft.com/office/word/2010/wordprocessingShape" mc:Ignorable="w14 w15 w16se w16cid w16 w16cex w16sdtdh w16sdtfl w16du wp14">
   <w:body>
     <w:p>
       <w:pPr>
@@ -119,7 +119,14 @@
           <w:rFonts w:eastAsia="Times New Roman"/>
           <w:sz w:val="16"/>
         </w:rPr>
-        <w:t>, respectively. We then compare Hard selection, Joint MLP, Scalar Gate, and Lightweight Attention as four end-to-end current-state architecture bundles. The fixed evaluation contains four routes and three independently trained checkpoints per architecture, giving 12 crossed route-checkpoint cells per architecture</w:t>
+        <w:t>, respectively. We then co</w:t>
+      </w:r>
+      <w:r>
+        <w:rPr>
+          <w:rFonts w:eastAsia="Times New Roman"/>
+          <w:sz w:val="16"/>
+        </w:rPr>
+        <w:t>mpare Hard selection, Joint MLP, Scalar Gate, and Lightweight Attention as four end-to-end current-state architecture bundles. The fixed evaluation contains four routes and three independently trained checkpoints per architecture, giving 12 crossed route-checkpoint cells per architecture</w:t>
       </w:r>
       <w:r>
         <w:rPr>
@@ -147,7 +154,175 @@
           <w:rFonts w:eastAsia="Times New Roman"/>
           <w:sz w:val="16"/>
         </w:rPr>
-        <w:t>. PLACEHOLDER—FINAL RESULT: insert handoff failures, recalculated peak-jump median [min,max] with n_valid/12, and deadline misses/1,000 from the same frozen cell table. Under the fixed deadline-completion-failure-jump hierarchy, [NAME THE DESCRIPTIVE LEADER OR REPORT UNRESOLVED].</w:t>
+        <w:t xml:space="preserve">. </w:t>
+      </w:r>
+      <w:r>
+        <w:rPr>
+          <w:rFonts w:eastAsia="Times New Roman"/>
+          <w:sz w:val="16"/>
+        </w:rPr>
+        <w:t>In addition,</w:t>
+      </w:r>
+      <w:r>
+        <w:rPr>
+          <w:rFonts w:eastAsia="Times New Roman"/>
+          <w:sz w:val="16"/>
+        </w:rPr>
+        <w:t xml:space="preserve"> control jump medians (smoothness measurement) </w:t>
+      </w:r>
+      <w:r>
+        <w:rPr>
+          <w:rFonts w:eastAsia="Times New Roman"/>
+          <w:sz w:val="16"/>
+        </w:rPr>
+        <w:t>were 0.405</w:t>
+      </w:r>
+      <w:r>
+        <w:rPr>
+          <w:rFonts w:eastAsia="Times New Roman"/>
+          <w:sz w:val="16"/>
+        </w:rPr>
+        <w:t xml:space="preserve">, </w:t>
+      </w:r>
+      <w:r>
+        <w:rPr>
+          <w:rFonts w:eastAsia="Times New Roman"/>
+          <w:sz w:val="16"/>
+        </w:rPr>
+        <w:t>0.343</w:t>
+      </w:r>
+      <w:r>
+        <w:rPr>
+          <w:rFonts w:eastAsia="Times New Roman"/>
+          <w:sz w:val="16"/>
+        </w:rPr>
+        <w:t xml:space="preserve">, 0.354, and </w:t>
+      </w:r>
+      <w:r>
+        <w:rPr>
+          <w:rFonts w:eastAsia="Times New Roman"/>
+          <w:sz w:val="16"/>
+        </w:rPr>
+        <w:t>0.296</w:t>
+      </w:r>
+      <w:r>
+        <w:rPr>
+          <w:rFonts w:eastAsia="Times New Roman"/>
+          <w:sz w:val="16"/>
+        </w:rPr>
+        <w:t xml:space="preserve"> m/s for Hard, Joint MLP, Scalar Gate, and Lightweight Attention</w:t>
+      </w:r>
+      <w:r>
+        <w:rPr>
+          <w:rFonts w:eastAsia="Times New Roman"/>
+          <w:sz w:val="16"/>
+        </w:rPr>
+        <w:t xml:space="preserve">, with the attention model retaining the smoothest waypoint transitions. </w:t>
+      </w:r>
+      <w:r>
+        <w:rPr>
+          <w:rFonts w:eastAsia="Times New Roman"/>
+          <w:sz w:val="16"/>
+        </w:rPr>
+        <w:t>Lightweight Attention had both the highest parameter count (</w:t>
+      </w:r>
+      <w:r>
+        <w:rPr>
+          <w:rFonts w:eastAsia="Times New Roman"/>
+          <w:sz w:val="16"/>
+        </w:rPr>
+        <w:t>269,351</w:t>
+      </w:r>
+      <w:r>
+        <w:rPr>
+          <w:rFonts w:eastAsia="Times New Roman"/>
+          <w:sz w:val="16"/>
+        </w:rPr>
+        <w:t>) and median latency (</w:t>
+      </w:r>
+      <w:r>
+        <w:rPr>
+          <w:rFonts w:eastAsia="Times New Roman"/>
+          <w:sz w:val="16"/>
+        </w:rPr>
+        <w:t>0.6020</w:t>
+      </w:r>
+      <w:r>
+        <w:rPr>
+          <w:rFonts w:eastAsia="Times New Roman"/>
+          <w:sz w:val="16"/>
+        </w:rPr>
+        <w:t xml:space="preserve">ms); however, </w:t>
+      </w:r>
+      <w:r>
+        <w:rPr>
+          <w:rFonts w:eastAsia="Times New Roman"/>
+          <w:sz w:val="16"/>
+        </w:rPr>
+        <w:t>latency for all models stayed under the predeclared threshold of 5ms.</w:t>
+      </w:r>
+      <w:r>
+        <w:rPr>
+          <w:rFonts w:eastAsia="Times New Roman"/>
+          <w:sz w:val="16"/>
+        </w:rPr>
+        <w:t xml:space="preserve"> </w:t>
+      </w:r>
+      <w:r>
+        <w:rPr>
+          <w:rFonts w:eastAsia="Times New Roman"/>
+          <w:sz w:val="16"/>
+        </w:rPr>
+        <w:t xml:space="preserve">Under the fixed deadline-completion-failure-jump hierarchy, </w:t>
+      </w:r>
+      <w:r>
+        <w:rPr>
+          <w:rFonts w:eastAsia="Times New Roman"/>
+          <w:sz w:val="16"/>
+        </w:rPr>
+        <w:t xml:space="preserve">the </w:t>
+      </w:r>
+      <w:r>
+        <w:rPr>
+          <w:rFonts w:eastAsia="Times New Roman"/>
+          <w:sz w:val="16"/>
+        </w:rPr>
+        <w:t xml:space="preserve">Lightweight Attention </w:t>
+      </w:r>
+      <w:r>
+        <w:rPr>
+          <w:rFonts w:eastAsia="Times New Roman"/>
+          <w:sz w:val="16"/>
+        </w:rPr>
+        <w:t xml:space="preserve">imitation model </w:t>
+      </w:r>
+      <w:r>
+        <w:rPr>
+          <w:rFonts w:eastAsia="Times New Roman"/>
+          <w:sz w:val="16"/>
+        </w:rPr>
+        <w:t>provides the lowest cross-track RMSE</w:t>
+      </w:r>
+      <w:r>
+        <w:rPr>
+          <w:rFonts w:eastAsia="Times New Roman"/>
+          <w:sz w:val="16"/>
+        </w:rPr>
+        <w:t xml:space="preserve"> and</w:t>
+      </w:r>
+      <w:r>
+        <w:rPr>
+          <w:rFonts w:eastAsia="Times New Roman"/>
+          <w:sz w:val="16"/>
+        </w:rPr>
+        <w:t xml:space="preserve"> the smoothest waypoint transitions</w:t>
+      </w:r>
+      <w:r>
+        <w:rPr>
+          <w:rFonts w:eastAsia="Times New Roman"/>
+          <w:sz w:val="16"/>
+        </w:rPr>
+        <w:t>, as well as imitating NMPC with reasonable latency.</w:t>
       </w:r>
     </w:p>
     <w:p>
@@ -162,7 +337,16 @@
           <w:i/>
           <w:sz w:val="16"/>
         </w:rPr>
-        <w:t>Index Terms—</w:t>
+        <w:t>I</w:t>
+      </w:r>
+      <w:r>
+        <w:rPr>
+          <w:rFonts w:eastAsia="Times New Roman"/>
+          <w:b/>
+          <w:i/>
+          <w:sz w:val="16"/>
+        </w:rPr>
+        <w:t>ndex Terms—</w:t>
       </w:r>
       <w:r>
         <w:rPr>
@@ -368,65 +552,80 @@
             </w:r>
           </w:p>
           <w:p>
-            <w:r>
-              <w:rPr>
-                <w:rFonts w:eastAsia="Times New Roman"/>
-              </w:rPr>
-              <w:t>For this tested teacher, robot task, and sparse two-waypoint regime, a teacher-side sensitivity audit followed by a complete four-bundle fixed-suite comparison can reveal whether relaxing a classical waypoint switch improves observed closed-loop/deployment outcomes. Results are descriptive for four fixed routes. We do not claim route-population superiority, sim-to-real transfer, or causal attribution to one operator.</w:t>
+            <w:pPr>
+              <w:rPr>
+                <w:rFonts w:eastAsia="Times New Roman"/>
+              </w:rPr>
+            </w:pPr>
+            <w:r>
+              <w:rPr>
+                <w:rFonts w:eastAsia="Times New Roman"/>
+              </w:rPr>
+              <w:t>For this tested teacher, robot task, and sparse two-waypoint regime, a teacher-side sensitivity audit followed by a complete four-bundle fixed-suite comparison can reveal whether relaxing a classical waypoint switch improves observed closed-loop/deployment outcomes. Results are descriptive for four fixed routes.</w:t>
             </w:r>
           </w:p>
-          <w:tbl>
-            <w:tblPr>
-              <w:tblW w:w="4738" w:type="dxa"/>
-              <w:jc w:val="center"/>
-              <w:tblBorders>
-                <w:top w:val="single" w:sz="5" w:space="0" w:color="B48816"/>
-                <w:left w:val="single" w:sz="5" w:space="0" w:color="B48816"/>
-                <w:bottom w:val="single" w:sz="5" w:space="0" w:color="B48816"/>
-                <w:right w:val="single" w:sz="5" w:space="0" w:color="B48816"/>
-                <w:insideH w:val="single" w:sz="5" w:space="0" w:color="B48816"/>
-                <w:insideV w:val="single" w:sz="5" w:space="0" w:color="B48816"/>
-              </w:tblBorders>
-              <w:tblLayout w:type="fixed"/>
-              <w:tblLook w:val="04A0" w:firstRow="1" w:lastRow="0" w:firstColumn="1" w:lastColumn="0" w:noHBand="0" w:noVBand="1"/>
-            </w:tblPr>
-            <w:tblGrid>
-              <w:gridCol w:w="4738"/>
-            </w:tblGrid>
-            <w:tr>
-              <w:trPr>
-                <w:jc w:val="center"/>
-              </w:trPr>
-              <w:tc>
-                <w:tcPr>
-                  <w:tcW w:w="4738" w:type="dxa"/>
-                  <w:shd w:val="clear" w:color="auto" w:fill="FFF7D6"/>
-                </w:tcPr>
-                <w:p>
-                  <w:pPr>
-                    <w:spacing w:after="0"/>
-                  </w:pPr>
-                  <w:r>
-                    <w:rPr>
-                      <w:rFonts w:eastAsia="Times New Roman"/>
-                      <w:b/>
-                      <w:color w:val="745200"/>
-                      <w:sz w:val="13"/>
-                    </w:rPr>
-                    <w:t xml:space="preserve">PLACEHOLDER—DEFINE — </w:t>
-                  </w:r>
-                  <w:r>
-                    <w:rPr>
-                      <w:rFonts w:eastAsia="Times New Roman"/>
-                      <w:color w:val="523E00"/>
-                      <w:sz w:val="13"/>
-                    </w:rPr>
-                    <w:t>State whether z_t is a binary switch or a continuous progress feature, and use that same definition in code, figure, and text.</w:t>
-                  </w:r>
-                </w:p>
-              </w:tc>
-            </w:tr>
-          </w:tbl>
+          <w:p>
+            <w:r>
+              <w:t xml:space="preserve">Additionally, the phase switch </w:t>
+            </w:r>
+            <w:proofErr w:type="spellStart"/>
+            <w:r>
+              <w:t>z_t</w:t>
+            </w:r>
+            <w:proofErr w:type="spellEnd"/>
+            <w:r>
+              <w:t xml:space="preserve"> is a binary switch</w:t>
+            </w:r>
+            <w:r>
+              <w:t xml:space="preserve">, correlating to either g1 or g2. This allows </w:t>
+            </w:r>
+            <w:proofErr w:type="gramStart"/>
+            <w:r>
+              <w:t>architectures</w:t>
+            </w:r>
+            <w:proofErr w:type="gramEnd"/>
+            <w:r>
+              <w:t xml:space="preserve"> such as the Hard Switch</w:t>
+            </w:r>
+            <w:r>
+              <w:t xml:space="preserve"> to directly follow a given waypoint, while allowing architectures such as Joint MLP, Scalar Gating, and Lightweight Attention to </w:t>
+            </w:r>
+            <w:r>
+              <w:t>identify the active waypoint and create smooth transitions between them.</w:t>
+            </w:r>
+            <w:r>
+              <w:t xml:space="preserve"> </w:t>
+            </w:r>
+          </w:p>
+          <w:p/>
+        </w:tc>
+      </w:tr>
+      <w:tr>
+        <w:trPr>
+          <w:jc w:val="center"/>
+        </w:trPr>
+        <w:tc>
+          <w:tcPr>
+            <w:tcW w:w="5040" w:type="dxa"/>
+            <w:tcMar>
+              <w:top w:w="0" w:type="dxa"/>
+              <w:left w:w="82" w:type="dxa"/>
+              <w:bottom w:w="0" w:type="dxa"/>
+              <w:right w:w="82" w:type="dxa"/>
+            </w:tcMar>
+          </w:tcPr>
+          <w:p/>
+        </w:tc>
+        <w:tc>
+          <w:tcPr>
+            <w:tcW w:w="5040" w:type="dxa"/>
+            <w:tcMar>
+              <w:top w:w="0" w:type="dxa"/>
+              <w:left w:w="82" w:type="dxa"/>
+              <w:bottom w:w="0" w:type="dxa"/>
+              <w:right w:w="82" w:type="dxa"/>
+            </w:tcMar>
+          </w:tcPr>
           <w:p/>
         </w:tc>
       </w:tr>
@@ -699,59 +898,23 @@
               <w:t>A pair is valid only when both solves pass frozen status, feasibility, and residual checks. It is useful and directional only when d_i exceeds the finalized declared/actuator/repeat floor and its projection on the frozen direction exceeds the directional threshold. This tests local first-action sensitivity, not formal identifiability.</w:t>
             </w:r>
           </w:p>
-          <w:tbl>
-            <w:tblPr>
-              <w:tblW w:w="4738" w:type="dxa"/>
-              <w:jc w:val="center"/>
-              <w:tblBorders>
-                <w:top w:val="single" w:sz="5" w:space="0" w:color="B48816"/>
-                <w:left w:val="single" w:sz="5" w:space="0" w:color="B48816"/>
-                <w:bottom w:val="single" w:sz="5" w:space="0" w:color="B48816"/>
-                <w:right w:val="single" w:sz="5" w:space="0" w:color="B48816"/>
-                <w:insideH w:val="single" w:sz="5" w:space="0" w:color="B48816"/>
-                <w:insideV w:val="single" w:sz="5" w:space="0" w:color="B48816"/>
-              </w:tblBorders>
-              <w:tblLayout w:type="fixed"/>
-              <w:tblLook w:val="04A0" w:firstRow="1" w:lastRow="0" w:firstColumn="1" w:lastColumn="0" w:noHBand="0" w:noVBand="1"/>
-            </w:tblPr>
-            <w:tblGrid>
-              <w:gridCol w:w="4738"/>
-            </w:tblGrid>
-            <w:tr>
-              <w:trPr>
-                <w:jc w:val="center"/>
-              </w:trPr>
-              <w:tc>
-                <w:tcPr>
-                  <w:tcW w:w="4738" w:type="dxa"/>
-                  <w:shd w:val="clear" w:color="auto" w:fill="FFF7D6"/>
-                </w:tcPr>
-                <w:p>
-                  <w:pPr>
-                    <w:spacing w:after="0"/>
-                  </w:pPr>
-                  <w:r>
-                    <w:rPr>
-                      <w:rFonts w:eastAsia="Times New Roman"/>
-                      <w:b/>
-                      <w:color w:val="745200"/>
-                      <w:sz w:val="13"/>
-                    </w:rPr>
-                    <w:t xml:space="preserve">PLACEHOLDER—SMALL AUDIT — </w:t>
-                  </w:r>
-                  <w:r>
-                    <w:rPr>
-                      <w:rFonts w:eastAsia="Times New Roman"/>
-                      <w:color w:val="523E00"/>
-                      <w:sz w:val="13"/>
-                    </w:rPr>
-                    <w:t>Restore three representative factual snapshots and solve each five times. With the saved factual reference, report 15 repeat-vs-reference distances, max, and p95. If every distance is exactly zero, report max = p95 = 0; otherwise investigate and include repeat max in the useful floor.</w:t>
-                  </w:r>
-                </w:p>
-              </w:tc>
-            </w:tr>
-          </w:tbl>
-          <w:p/>
+          <w:p>
+            <w:r>
+              <w:t>MPC paths were found to be deterministic, resulting in the same outputs given</w:t>
+            </w:r>
+            <w:r>
+              <w:t xml:space="preserve"> one set of inputs. As a result, the</w:t>
+            </w:r>
+            <w:r>
+              <w:t>se</w:t>
+            </w:r>
+            <w:r>
+              <w:t xml:space="preserve"> pre-generated MPC paths </w:t>
+            </w:r>
+            <w:r>
+              <w:t>will not experience random variation that may affect Table 1.</w:t>
+            </w:r>
+          </w:p>
           <w:p>
             <w:pPr>
               <w:spacing w:before="40"/>
@@ -878,31 +1041,7 @@
                       <w:b/>
                       <w:sz w:val="11"/>
                     </w:rPr>
-                    <w:t>M</w:t>
-                  </w:r>
-                  <w:r>
-                    <w:rPr>
-                      <w:rFonts w:eastAsia="Times New Roman"/>
-                      <w:b/>
-                      <w:sz w:val="11"/>
-                    </w:rPr>
-                    <w:t>edian</w:t>
-                  </w:r>
-                  <w:r>
-                    <w:rPr>
-                      <w:rFonts w:eastAsia="Times New Roman"/>
-                      <w:b/>
-                      <w:sz w:val="11"/>
-                    </w:rPr>
-                    <w:t xml:space="preserve"> difference </w:t>
-                  </w:r>
-                  <w:r>
-                    <w:rPr>
-                      <w:rFonts w:eastAsia="Times New Roman"/>
-                      <w:b/>
-                      <w:sz w:val="11"/>
-                    </w:rPr>
-                    <w:t>/</w:t>
+                    <w:t>Median difference /</w:t>
                   </w:r>
                   <w:r>
                     <w:rPr>
@@ -1106,28 +1245,7 @@
                       <w:rFonts w:eastAsia="Times New Roman"/>
                       <w:sz w:val="11"/>
                     </w:rPr>
-                    <w:t>130</w:t>
-                  </w:r>
-                  <w:r>
-                    <w:rPr>
-                      <w:rFonts w:eastAsia="Times New Roman"/>
-                      <w:sz w:val="11"/>
-                    </w:rPr>
-                    <w:t>/236 (</w:t>
-                  </w:r>
-                  <w:r>
-                    <w:rPr>
-                      <w:rFonts w:eastAsia="Times New Roman"/>
-                      <w:sz w:val="11"/>
-                    </w:rPr>
-                    <w:t>55.1</w:t>
-                  </w:r>
-                  <w:r>
-                    <w:rPr>
-                      <w:rFonts w:eastAsia="Times New Roman"/>
-                      <w:sz w:val="11"/>
-                    </w:rPr>
-                    <w:t>%)</w:t>
+                    <w:t>130/236 (55.1%)</w:t>
                   </w:r>
                 </w:p>
               </w:tc>
@@ -1281,14 +1399,7 @@
                       <w:rFonts w:eastAsia="Times New Roman"/>
                       <w:sz w:val="11"/>
                     </w:rPr>
-                    <w:t>163</w:t>
-                  </w:r>
-                  <w:r>
-                    <w:rPr>
-                      <w:rFonts w:eastAsia="Times New Roman"/>
-                      <w:sz w:val="11"/>
-                    </w:rPr>
-                    <w:t>/264 (</w:t>
+                    <w:t>163/264 (</w:t>
                   </w:r>
                   <w:r>
                     <w:rPr>
@@ -1533,7 +1644,14 @@
           <w:rFonts w:eastAsia="Times New Roman"/>
           <w:sz w:val="14"/>
         </w:rPr>
-        <w:t>Fig. 1. Sensitivity-first evaluation and four current-state handoff bundles. Joint MLP is the existing learned-fusion baseline; dashed paths are diagnostics. The comparison is bundle-level, not operator-causal.</w:t>
+        <w:t xml:space="preserve">Fig. 1. </w:t>
+      </w:r>
+      <w:r>
+        <w:rPr>
+          <w:rFonts w:eastAsia="Times New Roman"/>
+          <w:sz w:val="14"/>
+        </w:rPr>
+        <w:t>Joint MLP is the existing learned-fusion baseline; dashed paths are diagnostics. The comparison is bundle-level, not operator-causal.</w:t>
       </w:r>
     </w:p>
     <w:p>
@@ -1598,7 +1716,7 @@
               <w:rPr>
                 <w:rFonts w:eastAsia="Times New Roman"/>
               </w:rPr>
-              <w:t>We use four fixed routes—straight pass-through, sharp turn/S-curve, closely spaced waypoints, and stop-and-hold—and three independently trained checkpoints per architecture. This produces 12 crossed route-checkpoint cells per architecture and 48 cells in total. The 12 cells are not 12 independent route samples.</w:t>
+              <w:t>We use four fixed routes—straight pass-through, sharp turn/S-curve, closely spaced waypoints, and stop-and-hold—and three independently trained checkpoints per architecture. This produces 12 crossed route-checkpoint cells per architecture and 48 cells in total.</w:t>
             </w:r>
           </w:p>
           <w:p>
@@ -1616,12 +1734,134 @@
             </w:r>
           </w:p>
           <w:p>
-            <w:r>
+            <w:pPr>
               <w:rPr>
                 <w:rFonts w:eastAsia="Times New Roman"/>
                 <w:sz w:val="17"/>
               </w:rPr>
-              <w:t>[DECLARE DETERMINISTIC SIMULATION/SCRIPTED BENCH, OR PHYSICAL DEMONSTRATION/REPEATED EXECUTION.] All 12 planned cells remain in the handoff-failure denominator. Timeout, collision, fallback, or numerical termination counts as failure/nonattempt. Completion requires the shared ordered-waypoint, terminal-pose/hold, timeout, collision, fallback, and numerical rules to pass.</w:t>
+            </w:pPr>
+            <w:r>
+              <w:rPr>
+                <w:rFonts w:eastAsia="Times New Roman"/>
+                <w:sz w:val="17"/>
+              </w:rPr>
+              <w:t>Closed-loop outcomes were measured in a deterministic</w:t>
+            </w:r>
+            <w:r>
+              <w:rPr>
+                <w:rFonts w:eastAsia="Times New Roman"/>
+                <w:sz w:val="17"/>
+              </w:rPr>
+              <w:t xml:space="preserve"> </w:t>
+            </w:r>
+            <w:r>
+              <w:rPr>
+                <w:rFonts w:eastAsia="Times New Roman"/>
+                <w:sz w:val="17"/>
+              </w:rPr>
+              <w:t>MATLAB</w:t>
+            </w:r>
+            <w:r>
+              <w:rPr>
+                <w:rFonts w:eastAsia="Times New Roman"/>
+                <w:sz w:val="17"/>
+              </w:rPr>
+              <w:t xml:space="preserve"> environment</w:t>
+            </w:r>
+            <w:r>
+              <w:rPr>
+                <w:rFonts w:eastAsia="Times New Roman"/>
+                <w:sz w:val="17"/>
+              </w:rPr>
+              <w:t xml:space="preserve"> using four fixed routes. Target-device execution was evaluated separately on </w:t>
+            </w:r>
+            <w:r>
+              <w:rPr>
+                <w:rFonts w:eastAsia="Times New Roman"/>
+                <w:sz w:val="17"/>
+              </w:rPr>
+              <w:t xml:space="preserve">an </w:t>
+            </w:r>
+            <w:r>
+              <w:rPr>
+                <w:rFonts w:eastAsia="Times New Roman"/>
+                <w:sz w:val="17"/>
+              </w:rPr>
+              <w:t>RK3328 CPU</w:t>
+            </w:r>
+            <w:r>
+              <w:rPr>
+                <w:rFonts w:eastAsia="Times New Roman"/>
+                <w:sz w:val="17"/>
+              </w:rPr>
+              <w:t xml:space="preserve"> with a holonomic chassis</w:t>
+            </w:r>
+            <w:r>
+              <w:rPr>
+                <w:rFonts w:eastAsia="Times New Roman"/>
+                <w:sz w:val="17"/>
+              </w:rPr>
+              <w:t>.</w:t>
+            </w:r>
+            <w:r>
+              <w:rPr>
+                <w:rFonts w:ascii="Georgia" w:hAnsi="Georgia"/>
+                <w:color w:val="BDC1C6"/>
+                <w:sz w:val="27"/>
+                <w:szCs w:val="27"/>
+                <w:shd w:val="clear" w:color="auto" w:fill="181A1B"/>
+              </w:rPr>
+              <w:t xml:space="preserve"> </w:t>
+            </w:r>
+            <w:r>
+              <w:rPr>
+                <w:rFonts w:eastAsia="Times New Roman"/>
+                <w:sz w:val="17"/>
+              </w:rPr>
+              <w:t>Physical executions used </w:t>
+            </w:r>
+            <w:r>
+              <w:rPr>
+                <w:rFonts w:eastAsia="Times New Roman"/>
+                <w:sz w:val="17"/>
+              </w:rPr>
+              <w:t>12</w:t>
+            </w:r>
+            <w:r>
+              <w:rPr>
+                <w:rFonts w:eastAsia="Times New Roman"/>
+                <w:sz w:val="17"/>
+              </w:rPr>
+              <w:t xml:space="preserve"> </w:t>
+            </w:r>
+            <w:r>
+              <w:rPr>
+                <w:rFonts w:eastAsia="Times New Roman"/>
+                <w:sz w:val="17"/>
+              </w:rPr>
+              <w:t>repeats per route-checkpoint cell</w:t>
+            </w:r>
+            <w:r>
+              <w:rPr>
+                <w:rFonts w:eastAsia="Times New Roman"/>
+                <w:sz w:val="17"/>
+              </w:rPr>
+              <w:t>.</w:t>
+            </w:r>
+          </w:p>
+          <w:p>
+            <w:pPr>
+              <w:rPr>
+                <w:rFonts w:eastAsia="Times New Roman"/>
+                <w:sz w:val="17"/>
+              </w:rPr>
+            </w:pPr>
+            <w:r>
+              <w:rPr>
+                <w:rFonts w:eastAsia="Times New Roman"/>
+                <w:sz w:val="17"/>
+              </w:rPr>
+              <w:t>All 12 planned cells remain in the handoff-failure denominator. Timeout, collision, fallback, or numerical termination counts as failure/nonattempt. Completion requires the shared ordered-waypoint, terminal-pose/hold, timeout, collision, fallback, and numerical rules to pass.</w:t>
             </w:r>
           </w:p>
           <w:p>
@@ -1633,7 +1873,48 @@
                 <w:rFonts w:eastAsia="Times New Roman"/>
                 <w:sz w:val="17"/>
               </w:rPr>
-              <w:t>Peak jump is the maximum consecutive normalized change of the final applied command in the frozen handoff window, including the transition into its first frame. Compute consecutive differences on the full sorted rollout before selecting window transitions. Report median [min,max], n_valid/12, and every missing reason.</w:t>
+              <w:t xml:space="preserve">Peak jump is the maximum consecutive normalized change of the final applied command in the frozen handoff window, including the transition into its first frame. Compute consecutive differences on the full sorted rollout before selecting window transitions. </w:t>
+            </w:r>
+            <w:r>
+              <w:rPr>
+                <w:rFonts w:eastAsia="Times New Roman"/>
+                <w:sz w:val="17"/>
+              </w:rPr>
+              <w:t>Report median [</w:t>
+            </w:r>
+            <w:proofErr w:type="spellStart"/>
+            <w:proofErr w:type="gramStart"/>
+            <w:r>
+              <w:rPr>
+                <w:rFonts w:eastAsia="Times New Roman"/>
+                <w:sz w:val="17"/>
+              </w:rPr>
+              <w:t>min,max</w:t>
+            </w:r>
+            <w:proofErr w:type="spellEnd"/>
+            <w:proofErr w:type="gramEnd"/>
+            <w:r>
+              <w:rPr>
+                <w:rFonts w:eastAsia="Times New Roman"/>
+                <w:sz w:val="17"/>
+              </w:rPr>
+              <w:t xml:space="preserve">], </w:t>
+            </w:r>
+            <w:proofErr w:type="spellStart"/>
+            <w:r>
+              <w:rPr>
+                <w:rFonts w:eastAsia="Times New Roman"/>
+                <w:sz w:val="17"/>
+              </w:rPr>
+              <w:t>n_valid</w:t>
+            </w:r>
+            <w:proofErr w:type="spellEnd"/>
+            <w:r>
+              <w:rPr>
+                <w:rFonts w:eastAsia="Times New Roman"/>
+                <w:sz w:val="17"/>
+              </w:rPr>
+              <w:t>/12, and every missing reason.</w:t>
             </w:r>
           </w:p>
         </w:tc>
@@ -1683,59 +1964,14 @@
               <w:t>Latency uses one common checkpoint ID selected before the final comparison. After 200 warm-ups, retain exactly 1,000 timed calls for each architecture on the same device/runtime/thread/power/thermal configuration. Report p50, p95, maximum, and misses/1,000 using one frozen deadline rule.</w:t>
             </w:r>
           </w:p>
-          <w:tbl>
-            <w:tblPr>
-              <w:tblW w:w="4738" w:type="dxa"/>
-              <w:jc w:val="center"/>
-              <w:tblBorders>
-                <w:top w:val="single" w:sz="5" w:space="0" w:color="B48816"/>
-                <w:left w:val="single" w:sz="5" w:space="0" w:color="B48816"/>
-                <w:bottom w:val="single" w:sz="5" w:space="0" w:color="B48816"/>
-                <w:right w:val="single" w:sz="5" w:space="0" w:color="B48816"/>
-                <w:insideH w:val="single" w:sz="5" w:space="0" w:color="B48816"/>
-                <w:insideV w:val="single" w:sz="5" w:space="0" w:color="B48816"/>
-              </w:tblBorders>
-              <w:tblLayout w:type="fixed"/>
-              <w:tblLook w:val="04A0" w:firstRow="1" w:lastRow="0" w:firstColumn="1" w:lastColumn="0" w:noHBand="0" w:noVBand="1"/>
-            </w:tblPr>
-            <w:tblGrid>
-              <w:gridCol w:w="4738"/>
-            </w:tblGrid>
-            <w:tr>
-              <w:trPr>
-                <w:jc w:val="center"/>
-              </w:trPr>
-              <w:tc>
-                <w:tcPr>
-                  <w:tcW w:w="4738" w:type="dxa"/>
-                  <w:shd w:val="clear" w:color="auto" w:fill="FFF7D6"/>
-                </w:tcPr>
-                <w:p>
-                  <w:pPr>
-                    <w:spacing w:after="0"/>
-                  </w:pPr>
-                  <w:r>
-                    <w:rPr>
-                      <w:rFonts w:eastAsia="Times New Roman"/>
-                      <w:b/>
-                      <w:color w:val="745200"/>
-                      <w:sz w:val="13"/>
-                    </w:rPr>
-                    <w:t xml:space="preserve">PLACEHOLDER—DOMAIN — </w:t>
-                  </w:r>
-                  <w:r>
-                    <w:rPr>
-                      <w:rFonts w:eastAsia="Times New Roman"/>
-                      <w:color w:val="523E00"/>
-                      <w:sz w:val="13"/>
-                    </w:rPr>
-                    <w:t>If these are deterministic simulator/scripted-bench runs, say so. If they are one-off physical runs, call them demonstrations; a physical reliability claim requires execution repeats and balanced/interleaved order.</w:t>
-                  </w:r>
-                </w:p>
-              </w:tc>
-            </w:tr>
-          </w:tbl>
-          <w:p/>
+          <w:p>
+            <w:r>
+              <w:t>The physical runs are demonstrations of the four fixed route-checkpoint cases</w:t>
+            </w:r>
+            <w:r>
+              <w:t>.</w:t>
+            </w:r>
+          </w:p>
         </w:tc>
       </w:tr>
     </w:tbl>
@@ -2953,7 +3189,7 @@
                 <w:rFonts w:eastAsia="Times New Roman"/>
                 <w:sz w:val="12"/>
               </w:rPr>
-              <w:t>0.13799058</w:t>
+              <w:t>0.137</w:t>
             </w:r>
           </w:p>
         </w:tc>
@@ -3202,48 +3438,110 @@
                 <w:rFonts w:eastAsia="Times New Roman"/>
                 <w:sz w:val="14"/>
               </w:rPr>
-              <w:t>Fig. 2. PLACEHOLDER—FINAL DATA. Panel A: the same rule-selected route and display checkpoint for all four bundles. Panel B should neutrally expose the four-architecture fixed-suite jump evidence (route-level lines and/or all checkpoint cells). Keep the prespecified four-route Gate–Hard diagnostic in the supplement.</w:t>
+              <w:t xml:space="preserve">Fig. 2. </w:t>
+            </w:r>
+            <w:r>
+              <w:rPr>
+                <w:rFonts w:eastAsia="Times New Roman"/>
+                <w:sz w:val="14"/>
+              </w:rPr>
+              <w:t xml:space="preserve">Panel A: the same rule-selected route </w:t>
+            </w:r>
+            <w:r>
+              <w:rPr>
+                <w:rFonts w:eastAsia="Times New Roman"/>
+                <w:sz w:val="14"/>
+              </w:rPr>
+              <w:t xml:space="preserve">and position error </w:t>
+            </w:r>
+            <w:r>
+              <w:rPr>
+                <w:rFonts w:eastAsia="Times New Roman"/>
+                <w:sz w:val="14"/>
+              </w:rPr>
+              <w:t>for all four bundles.</w:t>
+            </w:r>
+            <w:r>
+              <w:rPr>
+                <w:rFonts w:eastAsia="Times New Roman"/>
+                <w:sz w:val="14"/>
+              </w:rPr>
+              <w:t xml:space="preserve"> Waypoint switch is located </w:t>
+            </w:r>
+            <w:proofErr w:type="gramStart"/>
+            <w:r>
+              <w:rPr>
+                <w:rFonts w:eastAsia="Times New Roman"/>
+                <w:sz w:val="14"/>
+              </w:rPr>
+              <w:t>at time</w:t>
+            </w:r>
+            <w:proofErr w:type="gramEnd"/>
+            <w:r>
+              <w:rPr>
+                <w:rFonts w:eastAsia="Times New Roman"/>
+                <w:sz w:val="14"/>
+              </w:rPr>
+              <w:t xml:space="preserve"> 0.8</w:t>
+            </w:r>
+            <w:r>
+              <w:rPr>
+                <w:rFonts w:eastAsia="Times New Roman"/>
+                <w:sz w:val="14"/>
+              </w:rPr>
+              <w:t>s.</w:t>
+            </w:r>
+            <w:r>
+              <w:rPr>
+                <w:rFonts w:eastAsia="Times New Roman"/>
+                <w:sz w:val="14"/>
+              </w:rPr>
+              <w:t xml:space="preserve"> </w:t>
+            </w:r>
+            <w:r>
+              <w:rPr>
+                <w:rFonts w:eastAsia="Times New Roman"/>
+                <w:sz w:val="14"/>
+              </w:rPr>
+              <w:t xml:space="preserve">Panel B </w:t>
+            </w:r>
+            <w:r>
+              <w:rPr>
+                <w:rFonts w:eastAsia="Times New Roman"/>
+                <w:sz w:val="14"/>
+              </w:rPr>
+              <w:t>represents the control jump 200ms immediately after handoff.</w:t>
+            </w:r>
+            <w:r>
+              <w:rPr>
+                <w:rFonts w:eastAsia="Times New Roman"/>
+                <w:sz w:val="14"/>
+              </w:rPr>
+              <w:t xml:space="preserve"> Control jump is calculated by logging pre-</w:t>
+            </w:r>
+            <w:r>
+              <w:rPr>
+                <w:rFonts w:eastAsia="Times New Roman"/>
+                <w:sz w:val="14"/>
+              </w:rPr>
+              <w:t>switch</w:t>
+            </w:r>
+            <w:r>
+              <w:rPr>
+                <w:rFonts w:eastAsia="Times New Roman"/>
+                <w:sz w:val="14"/>
+              </w:rPr>
+              <w:t xml:space="preserve"> velocities and </w:t>
+            </w:r>
+            <w:r>
+              <w:rPr>
+                <w:rFonts w:eastAsia="Times New Roman"/>
+                <w:sz w:val="14"/>
+              </w:rPr>
+              <w:t>calculating the immediate differences between pre-switch and post-switch velocities.</w:t>
             </w:r>
           </w:p>
-          <w:p>
-            <w:pPr>
-              <w:keepNext/>
-              <w:spacing w:before="60"/>
-              <w:jc w:val="left"/>
-            </w:pPr>
-            <w:r>
-              <w:rPr>
-                <w:rFonts w:eastAsia="Times New Roman"/>
-                <w:i/>
-              </w:rPr>
-              <w:t>C. Figure Selection</w:t>
-            </w:r>
-          </w:p>
-          <w:p>
-            <w:r>
-              <w:rPr>
-                <w:rFonts w:eastAsia="Times New Roman"/>
-                <w:sz w:val="16"/>
-              </w:rPr>
-              <w:t xml:space="preserve">Select the trace using Hard alone: compute each route's </w:t>
-            </w:r>
-            <w:proofErr w:type="gramStart"/>
-            <w:r>
-              <w:rPr>
-                <w:rFonts w:eastAsia="Times New Roman"/>
-                <w:sz w:val="16"/>
-              </w:rPr>
-              <w:t>mean</w:t>
-            </w:r>
-            <w:proofErr w:type="gramEnd"/>
-            <w:r>
-              <w:rPr>
-                <w:rFonts w:eastAsia="Times New Roman"/>
-                <w:sz w:val="16"/>
-              </w:rPr>
-              <w:t xml:space="preserve"> over its three checkpoints and choose the route nearest the median of the four Hard route means; break ties by route ID. Do not inspect other architecture labels during selection. Use the same axes, progress window, and checkpoint ID for all models.</w:t>
-            </w:r>
-          </w:p>
+          <w:p/>
         </w:tc>
         <w:tc>
           <w:tcPr>
@@ -3255,7 +3553,6 @@
               <w:right w:w="82" w:type="dxa"/>
             </w:tcMar>
           </w:tcPr>
-          <w:p/>
           <w:p>
             <w:pPr>
               <w:keepNext/>
@@ -3267,69 +3564,258 @@
                 <w:rFonts w:eastAsia="Times New Roman"/>
                 <w:i/>
               </w:rPr>
-              <w:t>D. Result and Failure Audit</w:t>
+              <w:t>C</w:t>
+            </w:r>
+            <w:r>
+              <w:rPr>
+                <w:rFonts w:eastAsia="Times New Roman"/>
+                <w:i/>
+              </w:rPr>
+              <w:t>. Result and Failure Audit</w:t>
             </w:r>
           </w:p>
-          <w:tbl>
-            <w:tblPr>
-              <w:tblW w:w="4738" w:type="dxa"/>
-              <w:jc w:val="center"/>
-              <w:tblBorders>
-                <w:top w:val="single" w:sz="5" w:space="0" w:color="B48816"/>
-                <w:left w:val="single" w:sz="5" w:space="0" w:color="B48816"/>
-                <w:bottom w:val="single" w:sz="5" w:space="0" w:color="B48816"/>
-                <w:right w:val="single" w:sz="5" w:space="0" w:color="B48816"/>
-                <w:insideH w:val="single" w:sz="5" w:space="0" w:color="B48816"/>
-                <w:insideV w:val="single" w:sz="5" w:space="0" w:color="B48816"/>
-              </w:tblBorders>
-              <w:tblLayout w:type="fixed"/>
-              <w:tblLook w:val="04A0" w:firstRow="1" w:lastRow="0" w:firstColumn="1" w:lastColumn="0" w:noHBand="0" w:noVBand="1"/>
-            </w:tblPr>
-            <w:tblGrid>
-              <w:gridCol w:w="4738"/>
-            </w:tblGrid>
-            <w:tr>
-              <w:trPr>
-                <w:jc w:val="center"/>
-              </w:trPr>
-              <w:tc>
-                <w:tcPr>
-                  <w:tcW w:w="4738" w:type="dxa"/>
-                  <w:shd w:val="clear" w:color="auto" w:fill="FFF7D6"/>
-                </w:tcPr>
-                <w:p>
-                  <w:pPr>
-                    <w:spacing w:after="0"/>
-                  </w:pPr>
-                  <w:r>
-                    <w:rPr>
-                      <w:rFonts w:eastAsia="Times New Roman"/>
-                      <w:b/>
-                      <w:color w:val="745200"/>
-                      <w:sz w:val="13"/>
-                    </w:rPr>
-                    <w:t xml:space="preserve">PLACEHOLDER—FINAL RESULT — </w:t>
-                  </w:r>
-                  <w:r>
-                    <w:rPr>
-                      <w:rFonts w:eastAsia="Times New Roman"/>
-                      <w:color w:val="523E00"/>
-                      <w:sz w:val="13"/>
-                    </w:rPr>
-                    <w:t>From the validated 48-row sheet, write one paragraph naming all four completion/failure results, the matched-cell peak-jump ordering, and deadline eligibility. Apply the fixed hierarchy and state either one descriptive leader or unresolved.</w:t>
-                  </w:r>
-                </w:p>
-              </w:tc>
-            </w:tr>
-          </w:tbl>
-          <w:p/>
           <w:p>
-            <w:r>
-              <w:rPr>
-                <w:rFonts w:eastAsia="Times New Roman"/>
+            <w:pPr>
+              <w:rPr>
                 <w:sz w:val="16"/>
-              </w:rPr>
-              <w:t>Add a compact failure taxonomy in the supplement: architecture, route, checkpoint, failure type, and where it occurred. The current Joint MLP pattern—0/12 handoff failures but 11/12 completion—can be valid if one rollout fails after handoff; the recorded reason makes this interpretable rather than suspicious.</w:t>
+                <w:szCs w:val="16"/>
+              </w:rPr>
+            </w:pPr>
+            <w:r>
+              <w:rPr>
+                <w:sz w:val="16"/>
+                <w:szCs w:val="16"/>
+              </w:rPr>
+              <w:t>The hard switching model</w:t>
+            </w:r>
+            <w:r>
+              <w:rPr>
+                <w:sz w:val="16"/>
+                <w:szCs w:val="16"/>
+              </w:rPr>
+              <w:t xml:space="preserve"> </w:t>
+            </w:r>
+            <w:r>
+              <w:rPr>
+                <w:sz w:val="16"/>
+                <w:szCs w:val="16"/>
+              </w:rPr>
+              <w:t xml:space="preserve">experienced two handoff failures out of twelve routes, leading to two incomplete runs. </w:t>
+            </w:r>
+            <w:r>
+              <w:rPr>
+                <w:sz w:val="16"/>
+                <w:szCs w:val="16"/>
+              </w:rPr>
+              <w:t>Additionally, the Hard model experienced the highest median control jump of 0.405</w:t>
+            </w:r>
+            <w:r>
+              <w:rPr>
+                <w:sz w:val="16"/>
+                <w:szCs w:val="16"/>
+              </w:rPr>
+              <w:t xml:space="preserve"> </w:t>
+            </w:r>
+            <w:r>
+              <w:rPr>
+                <w:sz w:val="16"/>
+                <w:szCs w:val="16"/>
+              </w:rPr>
+              <w:t xml:space="preserve">m/s. </w:t>
+            </w:r>
+            <w:r>
+              <w:rPr>
+                <w:sz w:val="16"/>
+                <w:szCs w:val="16"/>
+              </w:rPr>
+              <w:t>This makes sense, as the</w:t>
+            </w:r>
+            <w:r>
+              <w:rPr>
+                <w:sz w:val="16"/>
+                <w:szCs w:val="16"/>
+              </w:rPr>
+              <w:t xml:space="preserve"> model only receives one waypoint in its input, as determined by the phase switch </w:t>
+            </w:r>
+            <w:proofErr w:type="spellStart"/>
+            <w:r>
+              <w:rPr>
+                <w:sz w:val="16"/>
+                <w:szCs w:val="16"/>
+              </w:rPr>
+              <w:t>z_t</w:t>
+            </w:r>
+            <w:proofErr w:type="spellEnd"/>
+            <w:r>
+              <w:rPr>
+                <w:sz w:val="16"/>
+                <w:szCs w:val="16"/>
+              </w:rPr>
+              <w:t xml:space="preserve">. </w:t>
+            </w:r>
+            <w:r>
+              <w:rPr>
+                <w:sz w:val="16"/>
+                <w:szCs w:val="16"/>
+              </w:rPr>
+              <w:t xml:space="preserve">In terms of trajectory-following, the model </w:t>
+            </w:r>
+            <w:r>
+              <w:rPr>
+                <w:sz w:val="16"/>
+                <w:szCs w:val="16"/>
+              </w:rPr>
+              <w:t>had a 0.147</w:t>
+            </w:r>
+            <w:r>
+              <w:rPr>
+                <w:sz w:val="16"/>
+                <w:szCs w:val="16"/>
+              </w:rPr>
+              <w:t xml:space="preserve"> </w:t>
+            </w:r>
+            <w:r>
+              <w:rPr>
+                <w:sz w:val="16"/>
+                <w:szCs w:val="16"/>
+              </w:rPr>
+              <w:t xml:space="preserve">m cross-track RMSE, an average result. </w:t>
+            </w:r>
+          </w:p>
+          <w:p>
+            <w:pPr>
+              <w:rPr>
+                <w:sz w:val="16"/>
+                <w:szCs w:val="16"/>
+              </w:rPr>
+            </w:pPr>
+            <w:r>
+              <w:rPr>
+                <w:sz w:val="16"/>
+                <w:szCs w:val="16"/>
+              </w:rPr>
+              <w:t xml:space="preserve">The Joint MLP model </w:t>
+            </w:r>
+            <w:r>
+              <w:rPr>
+                <w:sz w:val="16"/>
+                <w:szCs w:val="16"/>
+              </w:rPr>
+              <w:t xml:space="preserve">completed all handoffs but </w:t>
+            </w:r>
+            <w:r>
+              <w:rPr>
+                <w:sz w:val="16"/>
+                <w:szCs w:val="16"/>
+              </w:rPr>
+              <w:t>experienced one completion failure</w:t>
+            </w:r>
+            <w:r>
+              <w:rPr>
+                <w:sz w:val="16"/>
+                <w:szCs w:val="16"/>
+              </w:rPr>
+              <w:t xml:space="preserve"> on a route</w:t>
+            </w:r>
+            <w:r>
+              <w:rPr>
+                <w:sz w:val="16"/>
+                <w:szCs w:val="16"/>
+              </w:rPr>
+              <w:t>. The model’s median control jump was 0.343m/s, better than the Hard model, as it received both waypoints</w:t>
+            </w:r>
+            <w:r>
+              <w:rPr>
+                <w:sz w:val="16"/>
+                <w:szCs w:val="16"/>
+              </w:rPr>
+              <w:t xml:space="preserve"> in its input layer</w:t>
+            </w:r>
+            <w:r>
+              <w:rPr>
+                <w:sz w:val="16"/>
+                <w:szCs w:val="16"/>
+              </w:rPr>
+              <w:t>.</w:t>
+            </w:r>
+            <w:r>
+              <w:rPr>
+                <w:sz w:val="16"/>
+                <w:szCs w:val="16"/>
+              </w:rPr>
+              <w:t xml:space="preserve">  </w:t>
+            </w:r>
+            <w:r>
+              <w:rPr>
+                <w:sz w:val="16"/>
+                <w:szCs w:val="16"/>
+              </w:rPr>
+              <w:t>For trajectory-following, the model had a cross-track error RMSE of 0.142 m</w:t>
+            </w:r>
+            <w:r>
+              <w:rPr>
+                <w:sz w:val="16"/>
+                <w:szCs w:val="16"/>
+              </w:rPr>
+              <w:t>, the second-best model in terms of path-following.</w:t>
+            </w:r>
+          </w:p>
+          <w:p>
+            <w:pPr>
+              <w:rPr>
+                <w:sz w:val="16"/>
+                <w:szCs w:val="16"/>
+              </w:rPr>
+            </w:pPr>
+            <w:r>
+              <w:rPr>
+                <w:sz w:val="16"/>
+                <w:szCs w:val="16"/>
+              </w:rPr>
+              <w:t>The Scalar Gate model had no handoff failures or completion failures</w:t>
+            </w:r>
+            <w:r>
+              <w:rPr>
+                <w:sz w:val="16"/>
+                <w:szCs w:val="16"/>
+              </w:rPr>
+              <w:t xml:space="preserve">. Its median control jump was 0.354 m/s, smoother than </w:t>
+            </w:r>
+            <w:r>
+              <w:rPr>
+                <w:sz w:val="16"/>
+                <w:szCs w:val="16"/>
+              </w:rPr>
+              <w:t>the Hard and about as smooth as the Joint MLP model. However, Scalar Gate produced the highest cross-track error RMSE of 0.150.</w:t>
+            </w:r>
+          </w:p>
+          <w:p>
+            <w:pPr>
+              <w:rPr>
+                <w:sz w:val="16"/>
+                <w:szCs w:val="16"/>
+              </w:rPr>
+            </w:pPr>
+            <w:r>
+              <w:rPr>
+                <w:sz w:val="16"/>
+                <w:szCs w:val="16"/>
+              </w:rPr>
+              <w:t xml:space="preserve">The Lightweight Attention model </w:t>
+            </w:r>
+            <w:r>
+              <w:rPr>
+                <w:sz w:val="16"/>
+                <w:szCs w:val="16"/>
+              </w:rPr>
+              <w:t>had no handoff failures or completion failures. Additionally, Lightweight Attention provided the smoothest transitions, with a median control jump of 0.296 m/s.</w:t>
+            </w:r>
+            <w:r>
+              <w:rPr>
+                <w:sz w:val="16"/>
+                <w:szCs w:val="16"/>
+              </w:rPr>
+              <w:t xml:space="preserve"> Lightweight Attention also had the most accurate path-following, with a cross-track RMSE of 0.137 m.</w:t>
             </w:r>
           </w:p>
           <w:p>
@@ -3343,30 +3829,92 @@
                 <w:rFonts w:eastAsia="Times New Roman"/>
                 <w:i/>
               </w:rPr>
-              <w:t>E. Deployment</w:t>
-            </w:r>
-          </w:p>
-          <w:p>
-            <w:r>
-              <w:rPr>
-                <w:rFonts w:eastAsia="Times New Roman"/>
-                <w:sz w:val="16"/>
-              </w:rPr>
-              <w:t>CURRENT V2 DATA: Joint MLP has the lowest reported p50/p95 latency (0.2097/0.3042 ms); Lightweight Attention has the highest (0.6020/0.7338 ms). These are measured latencies, while 5 ms is the policy deadline. Do not state that all models meet the deadline until all four miss counts are verified.</w:t>
+              <w:t>D</w:t>
+            </w:r>
+            <w:r>
+              <w:rPr>
+                <w:rFonts w:eastAsia="Times New Roman"/>
+                <w:i/>
+              </w:rPr>
+              <w:t>. Deployment</w:t>
             </w:r>
           </w:p>
           <w:p>
             <w:pPr>
-              <w:keepNext/>
-              <w:spacing w:before="60"/>
-              <w:jc w:val="left"/>
+              <w:rPr>
+                <w:rFonts w:eastAsia="Times New Roman"/>
+                <w:sz w:val="16"/>
+              </w:rPr>
             </w:pPr>
             <w:r>
               <w:rPr>
                 <w:rFonts w:eastAsia="Times New Roman"/>
-                <w:i/>
-              </w:rPr>
-              <w:t>F. Minimal Statistical Contract</w:t>
+                <w:sz w:val="16"/>
+              </w:rPr>
+              <w:t xml:space="preserve">The Hard, Joint MLP, and Scalar Gate models all had parameter </w:t>
+            </w:r>
+            <w:r>
+              <w:rPr>
+                <w:rFonts w:eastAsia="Times New Roman"/>
+                <w:sz w:val="16"/>
+              </w:rPr>
+              <w:t>counts</w:t>
+            </w:r>
+            <w:r>
+              <w:rPr>
+                <w:rFonts w:eastAsia="Times New Roman"/>
+                <w:sz w:val="16"/>
+              </w:rPr>
+              <w:t xml:space="preserve"> below </w:t>
+            </w:r>
+            <w:r>
+              <w:rPr>
+                <w:rFonts w:eastAsia="Times New Roman"/>
+                <w:sz w:val="16"/>
+              </w:rPr>
+              <w:t xml:space="preserve">200,000 and file sizes below 500 KB. </w:t>
+            </w:r>
+            <w:r>
+              <w:rPr>
+                <w:rFonts w:eastAsia="Times New Roman"/>
+                <w:sz w:val="16"/>
+              </w:rPr>
+              <w:t>The</w:t>
+            </w:r>
+            <w:r>
+              <w:rPr>
+                <w:rFonts w:eastAsia="Times New Roman"/>
+                <w:sz w:val="16"/>
+              </w:rPr>
+              <w:t xml:space="preserve"> Lightweight Attention Model was much larger, with 269,351 parameters and a file size of 1.061 MB</w:t>
+            </w:r>
+            <w:r>
+              <w:rPr>
+                <w:rFonts w:eastAsia="Times New Roman"/>
+                <w:sz w:val="16"/>
+              </w:rPr>
+              <w:t>. Despite the increase in model size,</w:t>
+            </w:r>
+            <w:r>
+              <w:rPr>
+                <w:rFonts w:eastAsia="Times New Roman"/>
+                <w:sz w:val="16"/>
+              </w:rPr>
+              <w:t xml:space="preserve"> all values are reasonable for </w:t>
+            </w:r>
+            <w:r>
+              <w:rPr>
+                <w:rFonts w:eastAsia="Times New Roman"/>
+                <w:sz w:val="16"/>
+              </w:rPr>
+              <w:t>deployment.</w:t>
+            </w:r>
+            <w:r>
+              <w:rPr>
+                <w:rFonts w:eastAsia="Times New Roman"/>
+                <w:sz w:val="16"/>
+              </w:rPr>
+              <w:t xml:space="preserve"> </w:t>
             </w:r>
           </w:p>
           <w:p>
@@ -3375,7 +3923,35 @@
                 <w:rFonts w:eastAsia="Times New Roman"/>
                 <w:sz w:val="16"/>
               </w:rPr>
-              <w:t>Closed-loop summaries are descriptive for a fixed crossed suite. Do not add an anchor-level CI, treat controller frames as samples, or call the 12 cells independent routes. Gate–Hard M7 is reported only if all 12 matched cells per model have valid peak jumps; otherwise report it unavailable with missing reasons and no imputation.</w:t>
+              <w:t>Joint MLP has the lowest reported p50/p95 latency (0.2097/0.3042</w:t>
+            </w:r>
+            <w:r>
+              <w:rPr>
+                <w:rFonts w:eastAsia="Times New Roman"/>
+                <w:sz w:val="16"/>
+              </w:rPr>
+              <w:t>ms); Lightweight Attention has the highest (0.6020/0.7338</w:t>
+            </w:r>
+            <w:r>
+              <w:rPr>
+                <w:rFonts w:eastAsia="Times New Roman"/>
+                <w:sz w:val="16"/>
+              </w:rPr>
+              <w:t xml:space="preserve">ms). </w:t>
+            </w:r>
+            <w:r>
+              <w:rPr>
+                <w:rFonts w:eastAsia="Times New Roman"/>
+                <w:sz w:val="16"/>
+              </w:rPr>
+              <w:t xml:space="preserve">The policy deadline is 5ms, </w:t>
+            </w:r>
+            <w:r>
+              <w:rPr>
+                <w:rFonts w:eastAsia="Times New Roman"/>
+                <w:sz w:val="16"/>
+              </w:rPr>
+              <w:t>and all models are safely under this threshold, with each model reporting zero misses from 1000 samples.</w:t>
             </w:r>
           </w:p>
         </w:tc>
@@ -3475,59 +4051,14 @@
               <w:t>The four-model suite compares complete implementations: a classical phase rule, the existing Joint MLP fusion, one learned scalar relaxation, and a lightweight query-to-waypoint interaction. Any observed advantage belongs to the complete bundle because decoder paths and capacities differ.</w:t>
             </w:r>
           </w:p>
-          <w:tbl>
-            <w:tblPr>
-              <w:tblW w:w="4738" w:type="dxa"/>
-              <w:jc w:val="center"/>
-              <w:tblBorders>
-                <w:top w:val="single" w:sz="5" w:space="0" w:color="B48816"/>
-                <w:left w:val="single" w:sz="5" w:space="0" w:color="B48816"/>
-                <w:bottom w:val="single" w:sz="5" w:space="0" w:color="B48816"/>
-                <w:right w:val="single" w:sz="5" w:space="0" w:color="B48816"/>
-                <w:insideH w:val="single" w:sz="5" w:space="0" w:color="B48816"/>
-                <w:insideV w:val="single" w:sz="5" w:space="0" w:color="B48816"/>
-              </w:tblBorders>
-              <w:tblLayout w:type="fixed"/>
-              <w:tblLook w:val="04A0" w:firstRow="1" w:lastRow="0" w:firstColumn="1" w:lastColumn="0" w:noHBand="0" w:noVBand="1"/>
-            </w:tblPr>
-            <w:tblGrid>
-              <w:gridCol w:w="4738"/>
-            </w:tblGrid>
-            <w:tr>
-              <w:trPr>
-                <w:jc w:val="center"/>
-              </w:trPr>
-              <w:tc>
-                <w:tcPr>
-                  <w:tcW w:w="4738" w:type="dxa"/>
-                  <w:shd w:val="clear" w:color="auto" w:fill="FFF7D6"/>
-                </w:tcPr>
-                <w:p>
-                  <w:pPr>
-                    <w:spacing w:after="0"/>
-                  </w:pPr>
-                  <w:r>
-                    <w:rPr>
-                      <w:rFonts w:eastAsia="Times New Roman"/>
-                      <w:b/>
-                      <w:color w:val="745200"/>
-                      <w:sz w:val="13"/>
-                    </w:rPr>
-                    <w:t xml:space="preserve">PLACEHOLDER—EVIDENCE-DEPENDENT — </w:t>
-                  </w:r>
-                  <w:r>
-                    <w:rPr>
-                      <w:rFonts w:eastAsia="Times New Roman"/>
-                      <w:color w:val="523E00"/>
-                      <w:sz w:val="13"/>
-                    </w:rPr>
-                    <w:t>Insert the final bounded interpretation. Example sentence structure only—not a result: ‘[MODEL] was the descriptive leader under the fixed hierarchy in this tested suite, while [MODEL] retained the lower latency/size cost.’ Fill only with verified Table II values.</w:t>
-                  </w:r>
-                </w:p>
-              </w:tc>
-            </w:tr>
-          </w:tbl>
-          <w:p/>
+          <w:p>
+            <w:r>
+              <w:t xml:space="preserve">Lightweight attention was the leader in </w:t>
+            </w:r>
+            <w:r>
+              <w:t xml:space="preserve">smoothness (median control jump), cross-track error RMSE, and completion. Joint MLP had the least parameters, the smallest file size, and the lowest latency. </w:t>
+            </w:r>
+          </w:p>
           <w:p>
             <w:pPr>
               <w:keepNext/>
@@ -3581,7 +4112,59 @@
               <w:rPr>
                 <w:rFonts w:eastAsia="Times New Roman"/>
               </w:rPr>
-              <w:t>The study covers one mecanum-robot task family, one teacher, two sparse waypoints, current-cycle features, four fixed routes, and three trained checkpoints per architecture. It supports a fixed-suite workshop result, not broad reliability, route-population inference, operator causality, or statistical superiority. Offline imitation also does not preserve NMPC feasibility, stability, constraints, or safety guarantees.</w:t>
+              <w:t xml:space="preserve">The study covers one </w:t>
+            </w:r>
+            <w:r>
+              <w:rPr>
+                <w:rFonts w:eastAsia="Times New Roman"/>
+              </w:rPr>
+              <w:t>holonomic</w:t>
+            </w:r>
+            <w:r>
+              <w:rPr>
+                <w:rFonts w:eastAsia="Times New Roman"/>
+              </w:rPr>
+              <w:t>-robot task family, one teacher, two sparse waypoints, current-cycle features, four fixed routes, and three trained checkpoints per architecture</w:t>
+            </w:r>
+            <w:r>
+              <w:rPr>
+                <w:rFonts w:eastAsia="Times New Roman"/>
+              </w:rPr>
+              <w:t xml:space="preserve">. It supports </w:t>
+            </w:r>
+            <w:proofErr w:type="gramStart"/>
+            <w:r>
+              <w:rPr>
+                <w:rFonts w:eastAsia="Times New Roman"/>
+              </w:rPr>
+              <w:t>a fixed</w:t>
+            </w:r>
+            <w:proofErr w:type="gramEnd"/>
+            <w:r>
+              <w:rPr>
+                <w:rFonts w:eastAsia="Times New Roman"/>
+              </w:rPr>
+              <w:t xml:space="preserve">-suite workshop </w:t>
+            </w:r>
+            <w:proofErr w:type="gramStart"/>
+            <w:r>
+              <w:rPr>
+                <w:rFonts w:eastAsia="Times New Roman"/>
+              </w:rPr>
+              <w:t>result</w:t>
+            </w:r>
+            <w:proofErr w:type="gramEnd"/>
+            <w:r>
+              <w:rPr>
+                <w:rFonts w:eastAsia="Times New Roman"/>
+              </w:rPr>
+              <w:t>, not broad reliability, route-population inference, operator causality, or statistical superiority.</w:t>
+            </w:r>
+            <w:r>
+              <w:rPr>
+                <w:rFonts w:eastAsia="Times New Roman"/>
+              </w:rPr>
+              <w:t xml:space="preserve"> Offline imitation also does not preserve NMPC feasibility, stability, constraints, or safety guarantees.</w:t>
             </w:r>
           </w:p>
           <w:p>
@@ -3625,7 +4208,13 @@
               <w:rPr>
                 <w:rFonts w:eastAsia="Times New Roman"/>
               </w:rPr>
-              <w:t>A later controlled study can add an output-connected temporal-history encoder while holding current features, waypoints, phase, routes, training settings, and evaluation fixed. The present paper makes no positive or negative claim about using temporal history correctly.</w:t>
+              <w:t>A later controlled study can add an output-connected temporal-history encoder while holding current features, waypoints, phase, routes, training settings, and evaluation fixed</w:t>
+            </w:r>
+            <w:r>
+              <w:rPr>
+                <w:rFonts w:eastAsia="Times New Roman"/>
+              </w:rPr>
+              <w:t xml:space="preserve">. </w:t>
             </w:r>
           </w:p>
           <w:p>
@@ -3645,66 +4234,39 @@
             </w:r>
           </w:p>
           <w:p>
-            <w:r>
-              <w:rPr>
-                <w:rFonts w:eastAsia="Times New Roman"/>
-              </w:rPr>
-              <w:t>We treat waypoint handoff as a sensitivity-first architecture-comparison problem rather than assuming that a richer student is better. A frozen teacher counterfactual measures local next-waypoint sensitivity; four current-state handoff bundles are then evaluated under one closed-loop and embedded contract.</w:t>
+            <w:pPr>
+              <w:rPr>
+                <w:szCs w:val="18"/>
+              </w:rPr>
+            </w:pPr>
+            <w:r>
+              <w:rPr>
+                <w:rFonts w:eastAsia="Times New Roman"/>
+              </w:rPr>
+              <w:t xml:space="preserve">We treat waypoint handoff as a sensitivity-first architecture-comparison problem rather than assuming that a richer student is better. A frozen teacher counterfactual measures local next-waypoint sensitivity; four current-state handoff bundles are then </w:t>
+            </w:r>
+            <w:r>
+              <w:rPr>
+                <w:rFonts w:eastAsia="Times New Roman"/>
+                <w:szCs w:val="18"/>
+              </w:rPr>
+              <w:t>evaluated under one closed-loop and embedded contract.</w:t>
             </w:r>
           </w:p>
-          <w:tbl>
-            <w:tblPr>
-              <w:tblW w:w="4738" w:type="dxa"/>
-              <w:jc w:val="center"/>
-              <w:tblBorders>
-                <w:top w:val="single" w:sz="5" w:space="0" w:color="B48816"/>
-                <w:left w:val="single" w:sz="5" w:space="0" w:color="B48816"/>
-                <w:bottom w:val="single" w:sz="5" w:space="0" w:color="B48816"/>
-                <w:right w:val="single" w:sz="5" w:space="0" w:color="B48816"/>
-                <w:insideH w:val="single" w:sz="5" w:space="0" w:color="B48816"/>
-                <w:insideV w:val="single" w:sz="5" w:space="0" w:color="B48816"/>
-              </w:tblBorders>
-              <w:tblLayout w:type="fixed"/>
-              <w:tblLook w:val="04A0" w:firstRow="1" w:lastRow="0" w:firstColumn="1" w:lastColumn="0" w:noHBand="0" w:noVBand="1"/>
-            </w:tblPr>
-            <w:tblGrid>
-              <w:gridCol w:w="4738"/>
-            </w:tblGrid>
-            <w:tr>
-              <w:trPr>
-                <w:jc w:val="center"/>
-              </w:trPr>
-              <w:tc>
-                <w:tcPr>
-                  <w:tcW w:w="4738" w:type="dxa"/>
-                  <w:shd w:val="clear" w:color="auto" w:fill="FFF7D6"/>
-                </w:tcPr>
-                <w:p>
-                  <w:pPr>
-                    <w:spacing w:after="0"/>
-                  </w:pPr>
-                  <w:r>
-                    <w:rPr>
-                      <w:rFonts w:eastAsia="Times New Roman"/>
-                      <w:b/>
-                      <w:color w:val="745200"/>
-                      <w:sz w:val="13"/>
-                    </w:rPr>
-                    <w:t xml:space="preserve">PLACEHOLDER—COPY EXACTLY — </w:t>
-                  </w:r>
-                  <w:r>
-                    <w:rPr>
-                      <w:rFonts w:eastAsia="Times New Roman"/>
-                      <w:color w:val="523E00"/>
-                      <w:sz w:val="13"/>
-                    </w:rPr>
-                    <w:t>Insert the same final evidence sentence used in the abstract and Results. It must match Table II, the valid-cell rule, and the deadline hierarchy word for word in substance.</w:t>
-                  </w:r>
-                </w:p>
-              </w:tc>
-            </w:tr>
-          </w:tbl>
-          <w:p/>
+          <w:p>
+            <w:pPr>
+              <w:rPr>
+                <w:szCs w:val="18"/>
+              </w:rPr>
+            </w:pPr>
+            <w:r>
+              <w:rPr>
+                <w:rFonts w:eastAsia="Times New Roman"/>
+                <w:szCs w:val="18"/>
+              </w:rPr>
+              <w:t>Under the fixed deadline-completion-failure-jump hierarchy, the Lightweight Attention imitation model provides the lowest cross-track RMSE and the smoothest waypoint transitions, as well as imitating NMPC with reasonable latency</w:t>
+            </w:r>
+          </w:p>
           <w:p>
             <w:pPr>
               <w:ind w:firstLine="202"/>
@@ -3712,8 +4274,15 @@
             <w:r>
               <w:rPr>
                 <w:rFonts w:eastAsia="Times New Roman"/>
-              </w:rPr>
-              <w:t>The bounded design rule is to preserve classical structure when it suffices, relax its low-dimensional handoff coordinate when paired evidence supports doing so, and pay for richer fusion only when its observed closed-loop benefit justifies deployment cost.</w:t>
+                <w:szCs w:val="18"/>
+              </w:rPr>
+              <w:t>The bounded design rule is to preserve classical structure when it suffices, relax its low-dimensional handoff coordinate when paired evidence supports</w:t>
+            </w:r>
+            <w:r>
+              <w:rPr>
+                <w:rFonts w:eastAsia="Times New Roman"/>
+              </w:rPr>
+              <w:t xml:space="preserve"> doing so, and pay for richer fusion only when its observed closed-loop benefit justifies deployment cost.</w:t>
             </w:r>
           </w:p>
         </w:tc>
@@ -3903,7 +4472,7 @@
 </file>
 
 <file path=word/endnotes.xml><?xml version="1.0" encoding="utf-8"?>
-<w:endnotes xmlns:wpc="http://schemas.microsoft.com/office/word/2010/wordprocessingCanvas" xmlns:cx="http://schemas.microsoft.com/office/drawing/2014/chartex" xmlns:cx1="http://schemas.microsoft.com/office/drawing/2015/9/8/chartex" xmlns:cx2="http://schemas.microsoft.com/office/drawing/2015/10/21/chartex" xmlns:cx3="http://schemas.microsoft.com/office/drawing/2016/5/9/chartex" xmlns:cx4="http://schemas.microsoft.com/office/drawing/2016/5/10/chartex" xmlns:cx5="http://schemas.microsoft.com/office/drawing/2016/5/11/chartex" xmlns:cx6="http://schemas.microsoft.com/office/drawing/2016/5/12/chartex" xmlns:cx7="http://schemas.microsoft.com/office/drawing/2016/5/13/chartex" xmlns:cx8="http://schemas.microsoft.com/office/drawing/2016/5/14/chartex" xmlns:mc="http://schemas.openxmlformats.org/markup-compatibility/2006" xmlns:aink="http://schemas.microsoft.com/office/drawing/2016/ink" xmlns:am3d="http://schemas.microsoft.com/office/drawing/2017/model3d" xmlns:o="urn:schemas-microsoft-com:office:office" xmlns:oel="http://schemas.microsoft.com/office/2019/extlst" xmlns:r="http://schemas.openxmlformats.org/officeDocument/2006/relationships" xmlns:m="http://schemas.openxmlformats.org/officeDocument/2006/math" xmlns:v="urn:schemas-microsoft-com:vml" xmlns:wp14="http://schemas.microsoft.com/office/word/2010/wordprocessingDrawing" xmlns:wp="http://schemas.openxmlformats.org/drawingml/2006/wordprocessingDrawing" xmlns:w10="urn:schemas-microsoft-com:office:word" xmlns:w="http://schemas.openxmlformats.org/wordprocessingml/2006/main" xmlns:w14="http://schemas.microsoft.com/office/word/2010/wordml" xmlns:w15="http://schemas.microsoft.com/office/word/2012/wordml" xmlns:w16cei="http://schemas.microsoft.com/office/word/2026/wordml/cei" xmlns:w16cex="http://schemas.microsoft.com/office/word/2018/wordml/cex" xmlns:w16cid="http://schemas.microsoft.com/office/word/2016/wordml/cid" xmlns:w16="http://schemas.microsoft.com/office/word/2018/wordml" xmlns:w16du="http://schemas.microsoft.com/office/word/2023/wordml/word16du" xmlns:w16sdtdh="http://schemas.microsoft.com/office/word/2020/wordml/sdtdatahash" xmlns:w16sdtfl="http://schemas.microsoft.com/office/word/2024/wordml/sdtformatlock" xmlns:w16se="http://schemas.microsoft.com/office/word/2015/wordml/symex" xmlns:wpg="http://schemas.microsoft.com/office/word/2010/wordprocessingGroup" xmlns:wpi="http://schemas.microsoft.com/office/word/2010/wordprocessingInk" xmlns:wne="http://schemas.microsoft.com/office/word/2006/wordml" xmlns:wps="http://schemas.microsoft.com/office/word/2010/wordprocessingShape" mc:Ignorable="w14 w15 w16se w16cid w16 w16cex w16sdtdh w16sdtfl w16du wp14">
+<w:endnotes xmlns:wpc="http://schemas.microsoft.com/office/word/2010/wordprocessingCanvas" xmlns:cx="http://schemas.microsoft.com/office/drawing/2014/chartex" xmlns:cx1="http://schemas.microsoft.com/office/drawing/2015/9/8/chartex" xmlns:cx2="http://schemas.microsoft.com/office/drawing/2015/10/21/chartex" xmlns:cx3="http://schemas.microsoft.com/office/drawing/2016/5/9/chartex" xmlns:cx4="http://schemas.microsoft.com/office/drawing/2016/5/10/chartex" xmlns:cx5="http://schemas.microsoft.com/office/drawing/2016/5/11/chartex" xmlns:cx6="http://schemas.microsoft.com/office/drawing/2016/5/12/chartex" xmlns:cx7="http://schemas.microsoft.com/office/drawing/2016/5/13/chartex" xmlns:cx8="http://schemas.microsoft.com/office/drawing/2016/5/14/chartex" xmlns:mc="http://schemas.openxmlformats.org/markup-compatibility/2006" xmlns:aink="http://schemas.microsoft.com/office/drawing/2016/ink" xmlns:am3d="http://schemas.microsoft.com/office/drawing/2017/model3d" xmlns:o="urn:schemas-microsoft-com:office:office" xmlns:oel="http://schemas.microsoft.com/office/2019/extlst" xmlns:r="http://schemas.openxmlformats.org/officeDocument/2006/relationships" xmlns:m="http://schemas.openxmlformats.org/officeDocument/2006/math" xmlns:v="urn:schemas-microsoft-com:vml" xmlns:wp14="http://schemas.microsoft.com/office/word/2010/wordprocessingDrawing" xmlns:wp="http://schemas.openxmlformats.org/drawingml/2006/wordprocessingDrawing" xmlns:w10="urn:schemas-microsoft-com:office:word" xmlns:w="http://schemas.openxmlformats.org/wordprocessingml/2006/main" xmlns:w14="http://schemas.microsoft.com/office/word/2010/wordml" xmlns:w15="http://schemas.microsoft.com/office/word/2012/wordml" xmlns:w16cex="http://schemas.microsoft.com/office/word/2018/wordml/cex" xmlns:w16cid="http://schemas.microsoft.com/office/word/2016/wordml/cid" xmlns:w16="http://schemas.microsoft.com/office/word/2018/wordml" xmlns:w16du="http://schemas.microsoft.com/office/word/2023/wordml/word16du" xmlns:w16sdtdh="http://schemas.microsoft.com/office/word/2020/wordml/sdtdatahash" xmlns:w16sdtfl="http://schemas.microsoft.com/office/word/2024/wordml/sdtformatlock" xmlns:w16se="http://schemas.microsoft.com/office/word/2015/wordml/symex" xmlns:wpg="http://schemas.microsoft.com/office/word/2010/wordprocessingGroup" xmlns:wpi="http://schemas.microsoft.com/office/word/2010/wordprocessingInk" xmlns:wne="http://schemas.microsoft.com/office/word/2006/wordml" xmlns:wps="http://schemas.microsoft.com/office/word/2010/wordprocessingShape" mc:Ignorable="w14 w15 w16se w16cid w16 w16cex w16sdtdh w16sdtfl w16du wp14">
   <w:endnote w:type="separator" w:id="-1">
     <w:p>
       <w:pPr>
@@ -3928,7 +4497,7 @@
 </file>
 
 <file path=word/footer1.xml><?xml version="1.0" encoding="utf-8"?>
-<w:ftr xmlns:wpc="http://schemas.microsoft.com/office/word/2010/wordprocessingCanvas" xmlns:cx="http://schemas.microsoft.com/office/drawing/2014/chartex" xmlns:cx1="http://schemas.microsoft.com/office/drawing/2015/9/8/chartex" xmlns:cx2="http://schemas.microsoft.com/office/drawing/2015/10/21/chartex" xmlns:cx3="http://schemas.microsoft.com/office/drawing/2016/5/9/chartex" xmlns:cx4="http://schemas.microsoft.com/office/drawing/2016/5/10/chartex" xmlns:cx5="http://schemas.microsoft.com/office/drawing/2016/5/11/chartex" xmlns:cx6="http://schemas.microsoft.com/office/drawing/2016/5/12/chartex" xmlns:cx7="http://schemas.microsoft.com/office/drawing/2016/5/13/chartex" xmlns:cx8="http://schemas.microsoft.com/office/drawing/2016/5/14/chartex" xmlns:mc="http://schemas.openxmlformats.org/markup-compatibility/2006" xmlns:aink="http://schemas.microsoft.com/office/drawing/2016/ink" xmlns:am3d="http://schemas.microsoft.com/office/drawing/2017/model3d" xmlns:o="urn:schemas-microsoft-com:office:office" xmlns:oel="http://schemas.microsoft.com/office/2019/extlst" xmlns:r="http://schemas.openxmlformats.org/officeDocument/2006/relationships" xmlns:m="http://schemas.openxmlformats.org/officeDocument/2006/math" xmlns:v="urn:schemas-microsoft-com:vml" xmlns:wp14="http://schemas.microsoft.com/office/word/2010/wordprocessingDrawing" xmlns:wp="http://schemas.openxmlformats.org/drawingml/2006/wordprocessingDrawing" xmlns:w10="urn:schemas-microsoft-com:office:word" xmlns:w="http://schemas.openxmlformats.org/wordprocessingml/2006/main" xmlns:w14="http://schemas.microsoft.com/office/word/2010/wordml" xmlns:w15="http://schemas.microsoft.com/office/word/2012/wordml" xmlns:w16cei="http://schemas.microsoft.com/office/word/2026/wordml/cei" xmlns:w16cex="http://schemas.microsoft.com/office/word/2018/wordml/cex" xmlns:w16cid="http://schemas.microsoft.com/office/word/2016/wordml/cid" xmlns:w16="http://schemas.microsoft.com/office/word/2018/wordml" xmlns:w16du="http://schemas.microsoft.com/office/word/2023/wordml/word16du" xmlns:w16sdtdh="http://schemas.microsoft.com/office/word/2020/wordml/sdtdatahash" xmlns:w16sdtfl="http://schemas.microsoft.com/office/word/2024/wordml/sdtformatlock" xmlns:w16se="http://schemas.microsoft.com/office/word/2015/wordml/symex" xmlns:wpg="http://schemas.microsoft.com/office/word/2010/wordprocessingGroup" xmlns:wpi="http://schemas.microsoft.com/office/word/2010/wordprocessingInk" xmlns:wne="http://schemas.microsoft.com/office/word/2006/wordml" xmlns:wps="http://schemas.microsoft.com/office/word/2010/wordprocessingShape" mc:Ignorable="w14 w15 w16se w16cid w16 w16cex w16sdtdh w16sdtfl w16du wp14">
+<w:ftr xmlns:wpc="http://schemas.microsoft.com/office/word/2010/wordprocessingCanvas" xmlns:cx="http://schemas.microsoft.com/office/drawing/2014/chartex" xmlns:cx1="http://schemas.microsoft.com/office/drawing/2015/9/8/chartex" xmlns:cx2="http://schemas.microsoft.com/office/drawing/2015/10/21/chartex" xmlns:cx3="http://schemas.microsoft.com/office/drawing/2016/5/9/chartex" xmlns:cx4="http://schemas.microsoft.com/office/drawing/2016/5/10/chartex" xmlns:cx5="http://schemas.microsoft.com/office/drawing/2016/5/11/chartex" xmlns:cx6="http://schemas.microsoft.com/office/drawing/2016/5/12/chartex" xmlns:cx7="http://schemas.microsoft.com/office/drawing/2016/5/13/chartex" xmlns:cx8="http://schemas.microsoft.com/office/drawing/2016/5/14/chartex" xmlns:mc="http://schemas.openxmlformats.org/markup-compatibility/2006" xmlns:aink="http://schemas.microsoft.com/office/drawing/2016/ink" xmlns:am3d="http://schemas.microsoft.com/office/drawing/2017/model3d" xmlns:o="urn:schemas-microsoft-com:office:office" xmlns:oel="http://schemas.microsoft.com/office/2019/extlst" xmlns:r="http://schemas.openxmlformats.org/officeDocument/2006/relationships" xmlns:m="http://schemas.openxmlformats.org/officeDocument/2006/math" xmlns:v="urn:schemas-microsoft-com:vml" xmlns:wp14="http://schemas.microsoft.com/office/word/2010/wordprocessingDrawing" xmlns:wp="http://schemas.openxmlformats.org/drawingml/2006/wordprocessingDrawing" xmlns:w10="urn:schemas-microsoft-com:office:word" xmlns:w="http://schemas.openxmlformats.org/wordprocessingml/2006/main" xmlns:w14="http://schemas.microsoft.com/office/word/2010/wordml" xmlns:w15="http://schemas.microsoft.com/office/word/2012/wordml" xmlns:w16cex="http://schemas.microsoft.com/office/word/2018/wordml/cex" xmlns:w16cid="http://schemas.microsoft.com/office/word/2016/wordml/cid" xmlns:w16="http://schemas.microsoft.com/office/word/2018/wordml" xmlns:w16du="http://schemas.microsoft.com/office/word/2023/wordml/word16du" xmlns:w16sdtdh="http://schemas.microsoft.com/office/word/2020/wordml/sdtdatahash" xmlns:w16sdtfl="http://schemas.microsoft.com/office/word/2024/wordml/sdtformatlock" xmlns:w16se="http://schemas.microsoft.com/office/word/2015/wordml/symex" xmlns:wpg="http://schemas.microsoft.com/office/word/2010/wordprocessingGroup" xmlns:wpi="http://schemas.microsoft.com/office/word/2010/wordprocessingInk" xmlns:wne="http://schemas.microsoft.com/office/word/2006/wordml" xmlns:wps="http://schemas.microsoft.com/office/word/2010/wordprocessingShape" mc:Ignorable="w14 w15 w16se w16cid w16 w16cex w16sdtdh w16sdtfl w16du wp14">
   <w:p>
     <w:pPr>
       <w:pStyle w:val="Footer"/>
@@ -3938,7 +4507,7 @@
 </file>
 
 <file path=word/footnotes.xml><?xml version="1.0" encoding="utf-8"?>
-<w:footnotes xmlns:wpc="http://schemas.microsoft.com/office/word/2010/wordprocessingCanvas" xmlns:cx="http://schemas.microsoft.com/office/drawing/2014/chartex" xmlns:cx1="http://schemas.microsoft.com/office/drawing/2015/9/8/chartex" xmlns:cx2="http://schemas.microsoft.com/office/drawing/2015/10/21/chartex" xmlns:cx3="http://schemas.microsoft.com/office/drawing/2016/5/9/chartex" xmlns:cx4="http://schemas.microsoft.com/office/drawing/2016/5/10/chartex" xmlns:cx5="http://schemas.microsoft.com/office/drawing/2016/5/11/chartex" xmlns:cx6="http://schemas.microsoft.com/office/drawing/2016/5/12/chartex" xmlns:cx7="http://schemas.microsoft.com/office/drawing/2016/5/13/chartex" xmlns:cx8="http://schemas.microsoft.com/office/drawing/2016/5/14/chartex" xmlns:mc="http://schemas.openxmlformats.org/markup-compatibility/2006" xmlns:aink="http://schemas.microsoft.com/office/drawing/2016/ink" xmlns:am3d="http://schemas.microsoft.com/office/drawing/2017/model3d" xmlns:o="urn:schemas-microsoft-com:office:office" xmlns:oel="http://schemas.microsoft.com/office/2019/extlst" xmlns:r="http://schemas.openxmlformats.org/officeDocument/2006/relationships" xmlns:m="http://schemas.openxmlformats.org/officeDocument/2006/math" xmlns:v="urn:schemas-microsoft-com:vml" xmlns:wp14="http://schemas.microsoft.com/office/word/2010/wordprocessingDrawing" xmlns:wp="http://schemas.openxmlformats.org/drawingml/2006/wordprocessingDrawing" xmlns:w10="urn:schemas-microsoft-com:office:word" xmlns:w="http://schemas.openxmlformats.org/wordprocessingml/2006/main" xmlns:w14="http://schemas.microsoft.com/office/word/2010/wordml" xmlns:w15="http://schemas.microsoft.com/office/word/2012/wordml" xmlns:w16cei="http://schemas.microsoft.com/office/word/2026/wordml/cei" xmlns:w16cex="http://schemas.microsoft.com/office/word/2018/wordml/cex" xmlns:w16cid="http://schemas.microsoft.com/office/word/2016/wordml/cid" xmlns:w16="http://schemas.microsoft.com/office/word/2018/wordml" xmlns:w16du="http://schemas.microsoft.com/office/word/2023/wordml/word16du" xmlns:w16sdtdh="http://schemas.microsoft.com/office/word/2020/wordml/sdtdatahash" xmlns:w16sdtfl="http://schemas.microsoft.com/office/word/2024/wordml/sdtformatlock" xmlns:w16se="http://schemas.microsoft.com/office/word/2015/wordml/symex" xmlns:wpg="http://schemas.microsoft.com/office/word/2010/wordprocessingGroup" xmlns:wpi="http://schemas.microsoft.com/office/word/2010/wordprocessingInk" xmlns:wne="http://schemas.microsoft.com/office/word/2006/wordml" xmlns:wps="http://schemas.microsoft.com/office/word/2010/wordprocessingShape" mc:Ignorable="w14 w15 w16se w16cid w16 w16cex w16sdtdh w16sdtfl w16du wp14">
+<w:footnotes xmlns:wpc="http://schemas.microsoft.com/office/word/2010/wordprocessingCanvas" xmlns:cx="http://schemas.microsoft.com/office/drawing/2014/chartex" xmlns:cx1="http://schemas.microsoft.com/office/drawing/2015/9/8/chartex" xmlns:cx2="http://schemas.microsoft.com/office/drawing/2015/10/21/chartex" xmlns:cx3="http://schemas.microsoft.com/office/drawing/2016/5/9/chartex" xmlns:cx4="http://schemas.microsoft.com/office/drawing/2016/5/10/chartex" xmlns:cx5="http://schemas.microsoft.com/office/drawing/2016/5/11/chartex" xmlns:cx6="http://schemas.microsoft.com/office/drawing/2016/5/12/chartex" xmlns:cx7="http://schemas.microsoft.com/office/drawing/2016/5/13/chartex" xmlns:cx8="http://schemas.microsoft.com/office/drawing/2016/5/14/chartex" xmlns:mc="http://schemas.openxmlformats.org/markup-compatibility/2006" xmlns:aink="http://schemas.microsoft.com/office/drawing/2016/ink" xmlns:am3d="http://schemas.microsoft.com/office/drawing/2017/model3d" xmlns:o="urn:schemas-microsoft-com:office:office" xmlns:oel="http://schemas.microsoft.com/office/2019/extlst" xmlns:r="http://schemas.openxmlformats.org/officeDocument/2006/relationships" xmlns:m="http://schemas.openxmlformats.org/officeDocument/2006/math" xmlns:v="urn:schemas-microsoft-com:vml" xmlns:wp14="http://schemas.microsoft.com/office/word/2010/wordprocessingDrawing" xmlns:wp="http://schemas.openxmlformats.org/drawingml/2006/wordprocessingDrawing" xmlns:w10="urn:schemas-microsoft-com:office:word" xmlns:w="http://schemas.openxmlformats.org/wordprocessingml/2006/main" xmlns:w14="http://schemas.microsoft.com/office/word/2010/wordml" xmlns:w15="http://schemas.microsoft.com/office/word/2012/wordml" xmlns:w16cex="http://schemas.microsoft.com/office/word/2018/wordml/cex" xmlns:w16cid="http://schemas.microsoft.com/office/word/2016/wordml/cid" xmlns:w16="http://schemas.microsoft.com/office/word/2018/wordml" xmlns:w16du="http://schemas.microsoft.com/office/word/2023/wordml/word16du" xmlns:w16sdtdh="http://schemas.microsoft.com/office/word/2020/wordml/sdtdatahash" xmlns:w16sdtfl="http://schemas.microsoft.com/office/word/2024/wordml/sdtformatlock" xmlns:w16se="http://schemas.microsoft.com/office/word/2015/wordml/symex" xmlns:wpg="http://schemas.microsoft.com/office/word/2010/wordprocessingGroup" xmlns:wpi="http://schemas.microsoft.com/office/word/2010/wordprocessingInk" xmlns:wne="http://schemas.microsoft.com/office/word/2006/wordml" xmlns:wps="http://schemas.microsoft.com/office/word/2010/wordprocessingShape" mc:Ignorable="w14 w15 w16se w16cid w16 w16cex w16sdtdh w16sdtfl w16du wp14">
   <w:footnote w:type="separator" w:id="-1">
     <w:p>
       <w:pPr>
@@ -3963,7 +4532,7 @@
 </file>
 
 <file path=word/header1.xml><?xml version="1.0" encoding="utf-8"?>
-<w:hdr xmlns:wpc="http://schemas.microsoft.com/office/word/2010/wordprocessingCanvas" xmlns:cx="http://schemas.microsoft.com/office/drawing/2014/chartex" xmlns:cx1="http://schemas.microsoft.com/office/drawing/2015/9/8/chartex" xmlns:cx2="http://schemas.microsoft.com/office/drawing/2015/10/21/chartex" xmlns:cx3="http://schemas.microsoft.com/office/drawing/2016/5/9/chartex" xmlns:cx4="http://schemas.microsoft.com/office/drawing/2016/5/10/chartex" xmlns:cx5="http://schemas.microsoft.com/office/drawing/2016/5/11/chartex" xmlns:cx6="http://schemas.microsoft.com/office/drawing/2016/5/12/chartex" xmlns:cx7="http://schemas.microsoft.com/office/drawing/2016/5/13/chartex" xmlns:cx8="http://schemas.microsoft.com/office/drawing/2016/5/14/chartex" xmlns:mc="http://schemas.openxmlformats.org/markup-compatibility/2006" xmlns:aink="http://schemas.microsoft.com/office/drawing/2016/ink" xmlns:am3d="http://schemas.microsoft.com/office/drawing/2017/model3d" xmlns:o="urn:schemas-microsoft-com:office:office" xmlns:oel="http://schemas.microsoft.com/office/2019/extlst" xmlns:r="http://schemas.openxmlformats.org/officeDocument/2006/relationships" xmlns:m="http://schemas.openxmlformats.org/officeDocument/2006/math" xmlns:v="urn:schemas-microsoft-com:vml" xmlns:wp14="http://schemas.microsoft.com/office/word/2010/wordprocessingDrawing" xmlns:wp="http://schemas.openxmlformats.org/drawingml/2006/wordprocessingDrawing" xmlns:w10="urn:schemas-microsoft-com:office:word" xmlns:w="http://schemas.openxmlformats.org/wordprocessingml/2006/main" xmlns:w14="http://schemas.microsoft.com/office/word/2010/wordml" xmlns:w15="http://schemas.microsoft.com/office/word/2012/wordml" xmlns:w16cei="http://schemas.microsoft.com/office/word/2026/wordml/cei" xmlns:w16cex="http://schemas.microsoft.com/office/word/2018/wordml/cex" xmlns:w16cid="http://schemas.microsoft.com/office/word/2016/wordml/cid" xmlns:w16="http://schemas.microsoft.com/office/word/2018/wordml" xmlns:w16du="http://schemas.microsoft.com/office/word/2023/wordml/word16du" xmlns:w16sdtdh="http://schemas.microsoft.com/office/word/2020/wordml/sdtdatahash" xmlns:w16sdtfl="http://schemas.microsoft.com/office/word/2024/wordml/sdtformatlock" xmlns:w16se="http://schemas.microsoft.com/office/word/2015/wordml/symex" xmlns:wpg="http://schemas.microsoft.com/office/word/2010/wordprocessingGroup" xmlns:wpi="http://schemas.microsoft.com/office/word/2010/wordprocessingInk" xmlns:wne="http://schemas.microsoft.com/office/word/2006/wordml" xmlns:wps="http://schemas.microsoft.com/office/word/2010/wordprocessingShape" mc:Ignorable="w14 w15 w16se w16cid w16 w16cex w16sdtdh w16sdtfl w16du wp14">
+<w:hdr xmlns:wpc="http://schemas.microsoft.com/office/word/2010/wordprocessingCanvas" xmlns:cx="http://schemas.microsoft.com/office/drawing/2014/chartex" xmlns:cx1="http://schemas.microsoft.com/office/drawing/2015/9/8/chartex" xmlns:cx2="http://schemas.microsoft.com/office/drawing/2015/10/21/chartex" xmlns:cx3="http://schemas.microsoft.com/office/drawing/2016/5/9/chartex" xmlns:cx4="http://schemas.microsoft.com/office/drawing/2016/5/10/chartex" xmlns:cx5="http://schemas.microsoft.com/office/drawing/2016/5/11/chartex" xmlns:cx6="http://schemas.microsoft.com/office/drawing/2016/5/12/chartex" xmlns:cx7="http://schemas.microsoft.com/office/drawing/2016/5/13/chartex" xmlns:cx8="http://schemas.microsoft.com/office/drawing/2016/5/14/chartex" xmlns:mc="http://schemas.openxmlformats.org/markup-compatibility/2006" xmlns:aink="http://schemas.microsoft.com/office/drawing/2016/ink" xmlns:am3d="http://schemas.microsoft.com/office/drawing/2017/model3d" xmlns:o="urn:schemas-microsoft-com:office:office" xmlns:oel="http://schemas.microsoft.com/office/2019/extlst" xmlns:r="http://schemas.openxmlformats.org/officeDocument/2006/relationships" xmlns:m="http://schemas.openxmlformats.org/officeDocument/2006/math" xmlns:v="urn:schemas-microsoft-com:vml" xmlns:wp14="http://schemas.microsoft.com/office/word/2010/wordprocessingDrawing" xmlns:wp="http://schemas.openxmlformats.org/drawingml/2006/wordprocessingDrawing" xmlns:w10="urn:schemas-microsoft-com:office:word" xmlns:w="http://schemas.openxmlformats.org/wordprocessingml/2006/main" xmlns:w14="http://schemas.microsoft.com/office/word/2010/wordml" xmlns:w15="http://schemas.microsoft.com/office/word/2012/wordml" xmlns:w16cex="http://schemas.microsoft.com/office/word/2018/wordml/cex" xmlns:w16cid="http://schemas.microsoft.com/office/word/2016/wordml/cid" xmlns:w16="http://schemas.microsoft.com/office/word/2018/wordml" xmlns:w16du="http://schemas.microsoft.com/office/word/2023/wordml/word16du" xmlns:w16sdtdh="http://schemas.microsoft.com/office/word/2020/wordml/sdtdatahash" xmlns:w16sdtfl="http://schemas.microsoft.com/office/word/2024/wordml/sdtformatlock" xmlns:w16se="http://schemas.microsoft.com/office/word/2015/wordml/symex" xmlns:wpg="http://schemas.microsoft.com/office/word/2010/wordprocessingGroup" xmlns:wpi="http://schemas.microsoft.com/office/word/2010/wordprocessingInk" xmlns:wne="http://schemas.microsoft.com/office/word/2006/wordml" xmlns:wps="http://schemas.microsoft.com/office/word/2010/wordprocessingShape" mc:Ignorable="w14 w15 w16se w16cid w16 w16cex w16sdtdh w16sdtfl w16du wp14">
   <w:p>
     <w:pPr>
       <w:pStyle w:val="Header"/>
@@ -3973,7 +4542,7 @@
 </file>
 
 <file path=word/numbering.xml><?xml version="1.0" encoding="utf-8"?>
-<w:numbering xmlns:wpc="http://schemas.microsoft.com/office/word/2010/wordprocessingCanvas" xmlns:cx="http://schemas.microsoft.com/office/drawing/2014/chartex" xmlns:cx1="http://schemas.microsoft.com/office/drawing/2015/9/8/chartex" xmlns:cx2="http://schemas.microsoft.com/office/drawing/2015/10/21/chartex" xmlns:cx3="http://schemas.microsoft.com/office/drawing/2016/5/9/chartex" xmlns:cx4="http://schemas.microsoft.com/office/drawing/2016/5/10/chartex" xmlns:cx5="http://schemas.microsoft.com/office/drawing/2016/5/11/chartex" xmlns:cx6="http://schemas.microsoft.com/office/drawing/2016/5/12/chartex" xmlns:cx7="http://schemas.microsoft.com/office/drawing/2016/5/13/chartex" xmlns:cx8="http://schemas.microsoft.com/office/drawing/2016/5/14/chartex" xmlns:mc="http://schemas.openxmlformats.org/markup-compatibility/2006" xmlns:aink="http://schemas.microsoft.com/office/drawing/2016/ink" xmlns:am3d="http://schemas.microsoft.com/office/drawing/2017/model3d" xmlns:o="urn:schemas-microsoft-com:office:office" xmlns:oel="http://schemas.microsoft.com/office/2019/extlst" xmlns:r="http://schemas.openxmlformats.org/officeDocument/2006/relationships" xmlns:m="http://schemas.openxmlformats.org/officeDocument/2006/math" xmlns:v="urn:schemas-microsoft-com:vml" xmlns:wp14="http://schemas.microsoft.com/office/word/2010/wordprocessingDrawing" xmlns:wp="http://schemas.openxmlformats.org/drawingml/2006/wordprocessingDrawing" xmlns:w10="urn:schemas-microsoft-com:office:word" xmlns:w="http://schemas.openxmlformats.org/wordprocessingml/2006/main" xmlns:w14="http://schemas.microsoft.com/office/word/2010/wordml" xmlns:w15="http://schemas.microsoft.com/office/word/2012/wordml" xmlns:w16cei="http://schemas.microsoft.com/office/word/2026/wordml/cei" xmlns:w16cex="http://schemas.microsoft.com/office/word/2018/wordml/cex" xmlns:w16cid="http://schemas.microsoft.com/office/word/2016/wordml/cid" xmlns:w16="http://schemas.microsoft.com/office/word/2018/wordml" xmlns:w16du="http://schemas.microsoft.com/office/word/2023/wordml/word16du" xmlns:w16sdtdh="http://schemas.microsoft.com/office/word/2020/wordml/sdtdatahash" xmlns:w16sdtfl="http://schemas.microsoft.com/office/word/2024/wordml/sdtformatlock" xmlns:w16se="http://schemas.microsoft.com/office/word/2015/wordml/symex" xmlns:wpg="http://schemas.microsoft.com/office/word/2010/wordprocessingGroup" xmlns:wpi="http://schemas.microsoft.com/office/word/2010/wordprocessingInk" xmlns:wne="http://schemas.microsoft.com/office/word/2006/wordml" xmlns:wps="http://schemas.microsoft.com/office/word/2010/wordprocessingShape" mc:Ignorable="w14 w15 w16se w16cid w16 w16cex w16sdtdh w16sdtfl w16du wp14">
+<w:numbering xmlns:wpc="http://schemas.microsoft.com/office/word/2010/wordprocessingCanvas" xmlns:cx="http://schemas.microsoft.com/office/drawing/2014/chartex" xmlns:cx1="http://schemas.microsoft.com/office/drawing/2015/9/8/chartex" xmlns:cx2="http://schemas.microsoft.com/office/drawing/2015/10/21/chartex" xmlns:cx3="http://schemas.microsoft.com/office/drawing/2016/5/9/chartex" xmlns:cx4="http://schemas.microsoft.com/office/drawing/2016/5/10/chartex" xmlns:cx5="http://schemas.microsoft.com/office/drawing/2016/5/11/chartex" xmlns:cx6="http://schemas.microsoft.com/office/drawing/2016/5/12/chartex" xmlns:cx7="http://schemas.microsoft.com/office/drawing/2016/5/13/chartex" xmlns:cx8="http://schemas.microsoft.com/office/drawing/2016/5/14/chartex" xmlns:mc="http://schemas.openxmlformats.org/markup-compatibility/2006" xmlns:aink="http://schemas.microsoft.com/office/drawing/2016/ink" xmlns:am3d="http://schemas.microsoft.com/office/drawing/2017/model3d" xmlns:o="urn:schemas-microsoft-com:office:office" xmlns:oel="http://schemas.microsoft.com/office/2019/extlst" xmlns:r="http://schemas.openxmlformats.org/officeDocument/2006/relationships" xmlns:m="http://schemas.openxmlformats.org/officeDocument/2006/math" xmlns:v="urn:schemas-microsoft-com:vml" xmlns:wp14="http://schemas.microsoft.com/office/word/2010/wordprocessingDrawing" xmlns:wp="http://schemas.openxmlformats.org/drawingml/2006/wordprocessingDrawing" xmlns:w10="urn:schemas-microsoft-com:office:word" xmlns:w="http://schemas.openxmlformats.org/wordprocessingml/2006/main" xmlns:w14="http://schemas.microsoft.com/office/word/2010/wordml" xmlns:w15="http://schemas.microsoft.com/office/word/2012/wordml" xmlns:w16cex="http://schemas.microsoft.com/office/word/2018/wordml/cex" xmlns:w16cid="http://schemas.microsoft.com/office/word/2016/wordml/cid" xmlns:w16="http://schemas.microsoft.com/office/word/2018/wordml" xmlns:w16du="http://schemas.microsoft.com/office/word/2023/wordml/word16du" xmlns:w16sdtdh="http://schemas.microsoft.com/office/word/2020/wordml/sdtdatahash" xmlns:w16sdtfl="http://schemas.microsoft.com/office/word/2024/wordml/sdtformatlock" xmlns:w16se="http://schemas.microsoft.com/office/word/2015/wordml/symex" xmlns:wpg="http://schemas.microsoft.com/office/word/2010/wordprocessingGroup" xmlns:wpi="http://schemas.microsoft.com/office/word/2010/wordprocessingInk" xmlns:wne="http://schemas.microsoft.com/office/word/2006/wordml" xmlns:wps="http://schemas.microsoft.com/office/word/2010/wordprocessingShape" mc:Ignorable="w14 w15 w16se w16cid w16 w16cex w16sdtdh w16sdtfl w16du wp14">
   <w:abstractNum w:abstractNumId="0" w15:restartNumberingAfterBreak="0">
     <w:nsid w:val="FFFFFF7C"/>
     <w:multiLevelType w:val="singleLevel"/>
